--- a/examples/data/doc/05-domain-oil_3w.docx
+++ b/examples/data/doc/05-domain-oil_3w.docx
@@ -120,15 +120,90 @@
       </w:r>
     </w:p>
     <w:bookmarkEnd w:id="22"/>
-    <w:bookmarkStart w:id="51" w:name="walkthrough"/>
+    <w:bookmarkStart w:id="23" w:name="how-to-read-this-walkthrough"/>
     <w:p>
       <w:pPr>
         <w:pStyle w:val="Heading2"/>
       </w:pPr>
       <w:r>
+        <w:t xml:space="preserve">How to read this walkthrough</w:t>
+      </w:r>
+    </w:p>
+    <w:p>
+      <w:pPr>
+        <w:pStyle w:val="FirstParagraph"/>
+      </w:pPr>
+      <w:r>
+        <w:t xml:space="preserve">The code blocks below follow the same learning rhythm used throughout the collection: prepare the environment, choose the dataset, configure the method, run the analysis, and then inspect the result. Readers who are still learning time-series mining can use that order to understand not only</w:t>
+      </w:r>
+      <w:r>
+        <w:t xml:space="preserve"> </w:t>
+      </w:r>
+      <w:r>
+        <w:rPr>
+          <w:i/>
+          <w:iCs/>
+        </w:rPr>
+        <w:t xml:space="preserve">what</w:t>
+      </w:r>
+      <w:r>
+        <w:t xml:space="preserve"> </w:t>
+      </w:r>
+      <w:r>
+        <w:t xml:space="preserve">each command does, but also</w:t>
+      </w:r>
+      <w:r>
+        <w:t xml:space="preserve"> </w:t>
+      </w:r>
+      <w:r>
+        <w:rPr>
+          <w:i/>
+          <w:iCs/>
+        </w:rPr>
+        <w:t xml:space="preserve">why</w:t>
+      </w:r>
+      <w:r>
+        <w:t xml:space="preserve"> </w:t>
+      </w:r>
+      <w:r>
+        <w:t xml:space="preserve">it appears at that stage of the workflow.</w:t>
+      </w:r>
+    </w:p>
+    <w:p>
+      <w:pPr>
+        <w:pStyle w:val="BodyText"/>
+      </w:pPr>
+      <w:r>
+        <w:t xml:space="preserve">As you go through the notebook, read the inline comments inside each chunk as the operational explanation and use the surrounding prose as the conceptual guide.</w:t>
+      </w:r>
+    </w:p>
+    <w:bookmarkEnd w:id="23"/>
+    <w:bookmarkStart w:id="53" w:name="walkthrough"/>
+    <w:p>
+      <w:pPr>
+        <w:pStyle w:val="Heading2"/>
+      </w:pPr>
+      <w:r>
         <w:t xml:space="preserve">Walkthrough</w:t>
       </w:r>
     </w:p>
+    <w:bookmarkStart w:id="24" w:name="define-the-support-structures"/>
+    <w:p>
+      <w:pPr>
+        <w:pStyle w:val="Heading3"/>
+      </w:pPr>
+      <w:r>
+        <w:t xml:space="preserve">Define the Support Structures</w:t>
+      </w:r>
+    </w:p>
+    <w:p>
+      <w:pPr>
+        <w:pStyle w:val="FirstParagraph"/>
+      </w:pPr>
+      <w:r>
+        <w:t xml:space="preserve">Before applying the workflow itself, we define the helper functions or custom objects that make the example possible. This is one of the most important didactic moments in extension-oriented notebooks because it shows the contract that Harbinger expects and where the reader can adapt the behavior later.</w:t>
+      </w:r>
+    </w:p>
     <w:p>
       <w:pPr>
         <w:pStyle w:val="SourceCode"/>
@@ -1589,13 +1664,22 @@
         <w:t xml:space="preserve">}</w:t>
       </w:r>
     </w:p>
-    <w:bookmarkStart w:id="26" w:name="oil_3w_type_1"/>
+    <w:bookmarkEnd w:id="24"/>
+    <w:bookmarkStart w:id="28" w:name="oil_3w_type_1"/>
     <w:p>
       <w:pPr>
         <w:pStyle w:val="Heading3"/>
       </w:pPr>
       <w:r>
         <w:t xml:space="preserve">oil_3w_Type_1</w:t>
+      </w:r>
+    </w:p>
+    <w:p>
+      <w:pPr>
+        <w:pStyle w:val="FirstParagraph"/>
+      </w:pPr>
+      <w:r>
+        <w:t xml:space="preserve">In this subsection, we load the relevant data object, confirm its structure, and prepare a concise preview so the reader can understand what kind of signal will be explored.</w:t>
       </w:r>
     </w:p>
     <w:p>
@@ -1775,18 +1859,18 @@
           <wp:inline>
             <wp:extent cx="4620126" cy="3696101"/>
             <wp:effectExtent b="0" l="0" r="0" t="0"/>
-            <wp:docPr descr="" title="" id="24" name="Picture"/>
+            <wp:docPr descr="" title="" id="26" name="Picture"/>
             <a:graphic>
               <a:graphicData uri="http://schemas.openxmlformats.org/drawingml/2006/picture">
                 <pic:pic>
                   <pic:nvPicPr>
-                    <pic:cNvPr descr="/home/gpca/harbinger/examples/data/doc/oil_3w_files/figure-docx/unnamed-chunk-3-1.png" id="25" name="Picture"/>
+                    <pic:cNvPr descr="/home/gpca/harbinger/examples/data/doc/05-domain-oil_3w_files/figure-docx/unnamed-chunk-3-1.png" id="27" name="Picture"/>
                     <pic:cNvPicPr>
                       <a:picLocks noChangeArrowheads="1" noChangeAspect="1"/>
                     </pic:cNvPicPr>
                   </pic:nvPicPr>
                   <pic:blipFill>
-                    <a:blip r:embed="rId23"/>
+                    <a:blip r:embed="rId25"/>
                     <a:stretch>
                       <a:fillRect/>
                     </a:stretch>
@@ -1813,14 +1897,22 @@
         </w:drawing>
       </w:r>
     </w:p>
-    <w:bookmarkEnd w:id="26"/>
-    <w:bookmarkStart w:id="30" w:name="oil_3w_type_2"/>
+    <w:bookmarkEnd w:id="28"/>
+    <w:bookmarkStart w:id="32" w:name="oil_3w_type_2"/>
     <w:p>
       <w:pPr>
         <w:pStyle w:val="Heading3"/>
       </w:pPr>
       <w:r>
         <w:t xml:space="preserve">oil_3w_Type_2</w:t>
+      </w:r>
+    </w:p>
+    <w:p>
+      <w:pPr>
+        <w:pStyle w:val="FirstParagraph"/>
+      </w:pPr>
+      <w:r>
+        <w:t xml:space="preserve">In this subsection, we load the relevant data object, confirm its structure, and prepare a concise preview so the reader can understand what kind of signal will be explored.</w:t>
       </w:r>
     </w:p>
     <w:p>
@@ -2000,18 +2092,18 @@
           <wp:inline>
             <wp:extent cx="4620126" cy="3696101"/>
             <wp:effectExtent b="0" l="0" r="0" t="0"/>
-            <wp:docPr descr="" title="" id="28" name="Picture"/>
+            <wp:docPr descr="" title="" id="30" name="Picture"/>
             <a:graphic>
               <a:graphicData uri="http://schemas.openxmlformats.org/drawingml/2006/picture">
                 <pic:pic>
                   <pic:nvPicPr>
-                    <pic:cNvPr descr="/home/gpca/harbinger/examples/data/doc/oil_3w_files/figure-docx/unnamed-chunk-5-1.png" id="29" name="Picture"/>
+                    <pic:cNvPr descr="/home/gpca/harbinger/examples/data/doc/05-domain-oil_3w_files/figure-docx/unnamed-chunk-5-1.png" id="31" name="Picture"/>
                     <pic:cNvPicPr>
                       <a:picLocks noChangeArrowheads="1" noChangeAspect="1"/>
                     </pic:cNvPicPr>
                   </pic:nvPicPr>
                   <pic:blipFill>
-                    <a:blip r:embed="rId27"/>
+                    <a:blip r:embed="rId29"/>
                     <a:stretch>
                       <a:fillRect/>
                     </a:stretch>
@@ -2038,14 +2130,22 @@
         </w:drawing>
       </w:r>
     </w:p>
-    <w:bookmarkEnd w:id="30"/>
-    <w:bookmarkStart w:id="34" w:name="oil_3w_type_4"/>
+    <w:bookmarkEnd w:id="32"/>
+    <w:bookmarkStart w:id="36" w:name="oil_3w_type_4"/>
     <w:p>
       <w:pPr>
         <w:pStyle w:val="Heading3"/>
       </w:pPr>
       <w:r>
         <w:t xml:space="preserve">oil_3w_Type_4</w:t>
+      </w:r>
+    </w:p>
+    <w:p>
+      <w:pPr>
+        <w:pStyle w:val="FirstParagraph"/>
+      </w:pPr>
+      <w:r>
+        <w:t xml:space="preserve">In this subsection, we load the relevant data object, confirm its structure, and prepare a concise preview so the reader can understand what kind of signal will be explored.</w:t>
       </w:r>
     </w:p>
     <w:p>
@@ -2225,18 +2325,18 @@
           <wp:inline>
             <wp:extent cx="4620126" cy="3696101"/>
             <wp:effectExtent b="0" l="0" r="0" t="0"/>
-            <wp:docPr descr="" title="" id="32" name="Picture"/>
+            <wp:docPr descr="" title="" id="34" name="Picture"/>
             <a:graphic>
               <a:graphicData uri="http://schemas.openxmlformats.org/drawingml/2006/picture">
                 <pic:pic>
                   <pic:nvPicPr>
-                    <pic:cNvPr descr="/home/gpca/harbinger/examples/data/doc/oil_3w_files/figure-docx/unnamed-chunk-7-1.png" id="33" name="Picture"/>
+                    <pic:cNvPr descr="/home/gpca/harbinger/examples/data/doc/05-domain-oil_3w_files/figure-docx/unnamed-chunk-7-1.png" id="35" name="Picture"/>
                     <pic:cNvPicPr>
                       <a:picLocks noChangeArrowheads="1" noChangeAspect="1"/>
                     </pic:cNvPicPr>
                   </pic:nvPicPr>
                   <pic:blipFill>
-                    <a:blip r:embed="rId31"/>
+                    <a:blip r:embed="rId33"/>
                     <a:stretch>
                       <a:fillRect/>
                     </a:stretch>
@@ -2263,14 +2363,22 @@
         </w:drawing>
       </w:r>
     </w:p>
-    <w:bookmarkEnd w:id="34"/>
-    <w:bookmarkStart w:id="38" w:name="oil_3w_type_5"/>
+    <w:bookmarkEnd w:id="36"/>
+    <w:bookmarkStart w:id="40" w:name="oil_3w_type_5"/>
     <w:p>
       <w:pPr>
         <w:pStyle w:val="Heading3"/>
       </w:pPr>
       <w:r>
         <w:t xml:space="preserve">oil_3w_Type_5</w:t>
+      </w:r>
+    </w:p>
+    <w:p>
+      <w:pPr>
+        <w:pStyle w:val="FirstParagraph"/>
+      </w:pPr>
+      <w:r>
+        <w:t xml:space="preserve">In this subsection, we load the relevant data object, confirm its structure, and prepare a concise preview so the reader can understand what kind of signal will be explored.</w:t>
       </w:r>
     </w:p>
     <w:p>
@@ -2450,18 +2558,18 @@
           <wp:inline>
             <wp:extent cx="4620126" cy="3696101"/>
             <wp:effectExtent b="0" l="0" r="0" t="0"/>
-            <wp:docPr descr="" title="" id="36" name="Picture"/>
+            <wp:docPr descr="" title="" id="38" name="Picture"/>
             <a:graphic>
               <a:graphicData uri="http://schemas.openxmlformats.org/drawingml/2006/picture">
                 <pic:pic>
                   <pic:nvPicPr>
-                    <pic:cNvPr descr="/home/gpca/harbinger/examples/data/doc/oil_3w_files/figure-docx/unnamed-chunk-9-1.png" id="37" name="Picture"/>
+                    <pic:cNvPr descr="/home/gpca/harbinger/examples/data/doc/05-domain-oil_3w_files/figure-docx/unnamed-chunk-9-1.png" id="39" name="Picture"/>
                     <pic:cNvPicPr>
                       <a:picLocks noChangeArrowheads="1" noChangeAspect="1"/>
                     </pic:cNvPicPr>
                   </pic:nvPicPr>
                   <pic:blipFill>
-                    <a:blip r:embed="rId35"/>
+                    <a:blip r:embed="rId37"/>
                     <a:stretch>
                       <a:fillRect/>
                     </a:stretch>
@@ -2488,14 +2596,22 @@
         </w:drawing>
       </w:r>
     </w:p>
-    <w:bookmarkEnd w:id="38"/>
-    <w:bookmarkStart w:id="42" w:name="oil_3w_type_6"/>
+    <w:bookmarkEnd w:id="40"/>
+    <w:bookmarkStart w:id="44" w:name="oil_3w_type_6"/>
     <w:p>
       <w:pPr>
         <w:pStyle w:val="Heading3"/>
       </w:pPr>
       <w:r>
         <w:t xml:space="preserve">oil_3w_Type_6</w:t>
+      </w:r>
+    </w:p>
+    <w:p>
+      <w:pPr>
+        <w:pStyle w:val="FirstParagraph"/>
+      </w:pPr>
+      <w:r>
+        <w:t xml:space="preserve">In this subsection, we load the relevant data object, confirm its structure, and prepare a concise preview so the reader can understand what kind of signal will be explored.</w:t>
       </w:r>
     </w:p>
     <w:p>
@@ -2675,18 +2791,18 @@
           <wp:inline>
             <wp:extent cx="4620126" cy="3696101"/>
             <wp:effectExtent b="0" l="0" r="0" t="0"/>
-            <wp:docPr descr="" title="" id="40" name="Picture"/>
+            <wp:docPr descr="" title="" id="42" name="Picture"/>
             <a:graphic>
               <a:graphicData uri="http://schemas.openxmlformats.org/drawingml/2006/picture">
                 <pic:pic>
                   <pic:nvPicPr>
-                    <pic:cNvPr descr="/home/gpca/harbinger/examples/data/doc/oil_3w_files/figure-docx/unnamed-chunk-11-1.png" id="41" name="Picture"/>
+                    <pic:cNvPr descr="/home/gpca/harbinger/examples/data/doc/05-domain-oil_3w_files/figure-docx/unnamed-chunk-11-1.png" id="43" name="Picture"/>
                     <pic:cNvPicPr>
                       <a:picLocks noChangeArrowheads="1" noChangeAspect="1"/>
                     </pic:cNvPicPr>
                   </pic:nvPicPr>
                   <pic:blipFill>
-                    <a:blip r:embed="rId39"/>
+                    <a:blip r:embed="rId41"/>
                     <a:stretch>
                       <a:fillRect/>
                     </a:stretch>
@@ -2713,14 +2829,22 @@
         </w:drawing>
       </w:r>
     </w:p>
-    <w:bookmarkEnd w:id="42"/>
-    <w:bookmarkStart w:id="46" w:name="oil_3w_type_7"/>
+    <w:bookmarkEnd w:id="44"/>
+    <w:bookmarkStart w:id="48" w:name="oil_3w_type_7"/>
     <w:p>
       <w:pPr>
         <w:pStyle w:val="Heading3"/>
       </w:pPr>
       <w:r>
         <w:t xml:space="preserve">oil_3w_Type_7</w:t>
+      </w:r>
+    </w:p>
+    <w:p>
+      <w:pPr>
+        <w:pStyle w:val="FirstParagraph"/>
+      </w:pPr>
+      <w:r>
+        <w:t xml:space="preserve">In this subsection, we load the relevant data object, confirm its structure, and prepare a concise preview so the reader can understand what kind of signal will be explored.</w:t>
       </w:r>
     </w:p>
     <w:p>
@@ -2900,18 +3024,18 @@
           <wp:inline>
             <wp:extent cx="4620126" cy="3696101"/>
             <wp:effectExtent b="0" l="0" r="0" t="0"/>
-            <wp:docPr descr="" title="" id="44" name="Picture"/>
+            <wp:docPr descr="" title="" id="46" name="Picture"/>
             <a:graphic>
               <a:graphicData uri="http://schemas.openxmlformats.org/drawingml/2006/picture">
                 <pic:pic>
                   <pic:nvPicPr>
-                    <pic:cNvPr descr="/home/gpca/harbinger/examples/data/doc/oil_3w_files/figure-docx/unnamed-chunk-13-1.png" id="45" name="Picture"/>
+                    <pic:cNvPr descr="/home/gpca/harbinger/examples/data/doc/05-domain-oil_3w_files/figure-docx/unnamed-chunk-13-1.png" id="47" name="Picture"/>
                     <pic:cNvPicPr>
                       <a:picLocks noChangeArrowheads="1" noChangeAspect="1"/>
                     </pic:cNvPicPr>
                   </pic:nvPicPr>
                   <pic:blipFill>
-                    <a:blip r:embed="rId43"/>
+                    <a:blip r:embed="rId45"/>
                     <a:stretch>
                       <a:fillRect/>
                     </a:stretch>
@@ -2938,14 +3062,22 @@
         </w:drawing>
       </w:r>
     </w:p>
-    <w:bookmarkEnd w:id="46"/>
-    <w:bookmarkStart w:id="50" w:name="oil_3w_type_8"/>
+    <w:bookmarkEnd w:id="48"/>
+    <w:bookmarkStart w:id="52" w:name="oil_3w_type_8"/>
     <w:p>
       <w:pPr>
         <w:pStyle w:val="Heading3"/>
       </w:pPr>
       <w:r>
         <w:t xml:space="preserve">oil_3w_Type_8</w:t>
+      </w:r>
+    </w:p>
+    <w:p>
+      <w:pPr>
+        <w:pStyle w:val="FirstParagraph"/>
+      </w:pPr>
+      <w:r>
+        <w:t xml:space="preserve">In this subsection, we load the relevant data object, confirm its structure, and prepare a concise preview so the reader can understand what kind of signal will be explored.</w:t>
       </w:r>
     </w:p>
     <w:p>
@@ -3125,18 +3257,18 @@
           <wp:inline>
             <wp:extent cx="4620126" cy="3696101"/>
             <wp:effectExtent b="0" l="0" r="0" t="0"/>
-            <wp:docPr descr="" title="" id="48" name="Picture"/>
+            <wp:docPr descr="" title="" id="50" name="Picture"/>
             <a:graphic>
               <a:graphicData uri="http://schemas.openxmlformats.org/drawingml/2006/picture">
                 <pic:pic>
                   <pic:nvPicPr>
-                    <pic:cNvPr descr="/home/gpca/harbinger/examples/data/doc/oil_3w_files/figure-docx/unnamed-chunk-15-1.png" id="49" name="Picture"/>
+                    <pic:cNvPr descr="/home/gpca/harbinger/examples/data/doc/05-domain-oil_3w_files/figure-docx/unnamed-chunk-15-1.png" id="51" name="Picture"/>
                     <pic:cNvPicPr>
                       <a:picLocks noChangeArrowheads="1" noChangeAspect="1"/>
                     </pic:cNvPicPr>
                   </pic:nvPicPr>
                   <pic:blipFill>
-                    <a:blip r:embed="rId47"/>
+                    <a:blip r:embed="rId49"/>
                     <a:stretch>
                       <a:fillRect/>
                     </a:stretch>
@@ -3163,9 +3295,9 @@
         </w:drawing>
       </w:r>
     </w:p>
-    <w:bookmarkEnd w:id="50"/>
-    <w:bookmarkEnd w:id="51"/>
-    <w:bookmarkStart w:id="53" w:name="references"/>
+    <w:bookmarkEnd w:id="52"/>
+    <w:bookmarkEnd w:id="53"/>
+    <w:bookmarkStart w:id="55" w:name="references"/>
     <w:p>
       <w:pPr>
         <w:pStyle w:val="Heading2"/>
@@ -3200,7 +3332,7 @@
       <w:r>
         <w:t xml:space="preserve"> </w:t>
       </w:r>
-      <w:hyperlink r:id="rId52">
+      <w:hyperlink r:id="rId54">
         <w:r>
           <w:rPr>
             <w:rStyle w:val="Hyperlink"/>
@@ -3209,7 +3341,7 @@
         </w:r>
       </w:hyperlink>
     </w:p>
-    <w:bookmarkEnd w:id="53"/>
+    <w:bookmarkEnd w:id="55"/>
     <w:sectPr>
       <w:footnotePr>
         <w:numRestart w:val="eachSect"/>

--- a/examples/data/doc/05-domain-oil_3w.docx
+++ b/examples/data/doc/05-domain-oil_3w.docx
@@ -62,7 +62,7 @@
       </w:r>
     </w:p>
     <w:bookmarkEnd w:id="21"/>
-    <w:bookmarkStart w:id="22" w:name="what-you-will-do"/>
+    <w:bookmarkStart w:id="58" w:name="what-you-will-do"/>
     <w:p>
       <w:pPr>
         <w:pStyle w:val="Heading2"/>
@@ -119,14 +119,1501 @@
         <w:t xml:space="preserve">plot a short preview of the first sensor column together with its labels</w:t>
       </w:r>
     </w:p>
+    <w:bookmarkStart w:id="22" w:name="define-the-support-structures"/>
+    <w:p>
+      <w:pPr>
+        <w:pStyle w:val="Heading3"/>
+      </w:pPr>
+      <w:r>
+        <w:t xml:space="preserve">Define the Support Structures</w:t>
+      </w:r>
+    </w:p>
+    <w:p>
+      <w:pPr>
+        <w:pStyle w:val="FirstParagraph"/>
+      </w:pPr>
+      <w:r>
+        <w:t xml:space="preserve">The helper code below standardizes how each collection is counted, typed, and previewed. In a dataset notebook this is not scaffolding for its own sake; it is the mechanism that makes different collections comparable before any detector is discussed.</w:t>
+      </w:r>
+    </w:p>
+    <w:p>
+      <w:pPr>
+        <w:pStyle w:val="SourceCode"/>
+      </w:pPr>
+      <w:r>
+        <w:rPr>
+          <w:rStyle w:val="FunctionTok"/>
+        </w:rPr>
+        <w:t xml:space="preserve">library</w:t>
+      </w:r>
+      <w:r>
+        <w:rPr>
+          <w:rStyle w:val="NormalTok"/>
+        </w:rPr>
+        <w:t xml:space="preserve">(harbinger)</w:t>
+      </w:r>
+      <w:r>
+        <w:br/>
+      </w:r>
+      <w:r>
+        <w:br/>
+      </w:r>
+      <w:r>
+        <w:rPr>
+          <w:rStyle w:val="NormalTok"/>
+        </w:rPr>
+        <w:t xml:space="preserve">dataset_summary </w:t>
+      </w:r>
+      <w:r>
+        <w:rPr>
+          <w:rStyle w:val="OtherTok"/>
+        </w:rPr>
+        <w:t xml:space="preserve">&lt;-</w:t>
+      </w:r>
+      <w:r>
+        <w:rPr>
+          <w:rStyle w:val="NormalTok"/>
+        </w:rPr>
+        <w:t xml:space="preserve"> </w:t>
+      </w:r>
+      <w:r>
+        <w:rPr>
+          <w:rStyle w:val="ControlFlowTok"/>
+        </w:rPr>
+        <w:t xml:space="preserve">function</w:t>
+      </w:r>
+      <w:r>
+        <w:rPr>
+          <w:rStyle w:val="NormalTok"/>
+        </w:rPr>
+        <w:t xml:space="preserve">(x) {</w:t>
+      </w:r>
+      <w:r>
+        <w:br/>
+      </w:r>
+      <w:r>
+        <w:rPr>
+          <w:rStyle w:val="NormalTok"/>
+        </w:rPr>
+        <w:t xml:space="preserve">  first_series </w:t>
+      </w:r>
+      <w:r>
+        <w:rPr>
+          <w:rStyle w:val="OtherTok"/>
+        </w:rPr>
+        <w:t xml:space="preserve">&lt;-</w:t>
+      </w:r>
+      <w:r>
+        <w:rPr>
+          <w:rStyle w:val="NormalTok"/>
+        </w:rPr>
+        <w:t xml:space="preserve"> x[[</w:t>
+      </w:r>
+      <w:r>
+        <w:rPr>
+          <w:rStyle w:val="DecValTok"/>
+        </w:rPr>
+        <w:t xml:space="preserve">1</w:t>
+      </w:r>
+      <w:r>
+        <w:rPr>
+          <w:rStyle w:val="NormalTok"/>
+        </w:rPr>
+        <w:t xml:space="preserve">]]</w:t>
+      </w:r>
+      <w:r>
+        <w:br/>
+      </w:r>
+      <w:r>
+        <w:rPr>
+          <w:rStyle w:val="NormalTok"/>
+        </w:rPr>
+        <w:t xml:space="preserve">  meta_cols </w:t>
+      </w:r>
+      <w:r>
+        <w:rPr>
+          <w:rStyle w:val="OtherTok"/>
+        </w:rPr>
+        <w:t xml:space="preserve">&lt;-</w:t>
+      </w:r>
+      <w:r>
+        <w:rPr>
+          <w:rStyle w:val="NormalTok"/>
+        </w:rPr>
+        <w:t xml:space="preserve"> </w:t>
+      </w:r>
+      <w:r>
+        <w:rPr>
+          <w:rStyle w:val="FunctionTok"/>
+        </w:rPr>
+        <w:t xml:space="preserve">c</w:t>
+      </w:r>
+      <w:r>
+        <w:rPr>
+          <w:rStyle w:val="NormalTok"/>
+        </w:rPr>
+        <w:t xml:space="preserve">(</w:t>
+      </w:r>
+      <w:r>
+        <w:rPr>
+          <w:rStyle w:val="StringTok"/>
+        </w:rPr>
+        <w:t xml:space="preserve">"idx"</w:t>
+      </w:r>
+      <w:r>
+        <w:rPr>
+          <w:rStyle w:val="NormalTok"/>
+        </w:rPr>
+        <w:t xml:space="preserve">, </w:t>
+      </w:r>
+      <w:r>
+        <w:rPr>
+          <w:rStyle w:val="StringTok"/>
+        </w:rPr>
+        <w:t xml:space="preserve">"event"</w:t>
+      </w:r>
+      <w:r>
+        <w:rPr>
+          <w:rStyle w:val="NormalTok"/>
+        </w:rPr>
+        <w:t xml:space="preserve">, </w:t>
+      </w:r>
+      <w:r>
+        <w:rPr>
+          <w:rStyle w:val="StringTok"/>
+        </w:rPr>
+        <w:t xml:space="preserve">"type"</w:t>
+      </w:r>
+      <w:r>
+        <w:rPr>
+          <w:rStyle w:val="NormalTok"/>
+        </w:rPr>
+        <w:t xml:space="preserve">, </w:t>
+      </w:r>
+      <w:r>
+        <w:rPr>
+          <w:rStyle w:val="StringTok"/>
+        </w:rPr>
+        <w:t xml:space="preserve">"seq"</w:t>
+      </w:r>
+      <w:r>
+        <w:rPr>
+          <w:rStyle w:val="NormalTok"/>
+        </w:rPr>
+        <w:t xml:space="preserve">, </w:t>
+      </w:r>
+      <w:r>
+        <w:rPr>
+          <w:rStyle w:val="StringTok"/>
+        </w:rPr>
+        <w:t xml:space="preserve">"seqlen"</w:t>
+      </w:r>
+      <w:r>
+        <w:rPr>
+          <w:rStyle w:val="NormalTok"/>
+        </w:rPr>
+        <w:t xml:space="preserve">)</w:t>
+      </w:r>
+      <w:r>
+        <w:br/>
+      </w:r>
+      <w:r>
+        <w:rPr>
+          <w:rStyle w:val="NormalTok"/>
+        </w:rPr>
+        <w:t xml:space="preserve">  signal_cols </w:t>
+      </w:r>
+      <w:r>
+        <w:rPr>
+          <w:rStyle w:val="OtherTok"/>
+        </w:rPr>
+        <w:t xml:space="preserve">&lt;-</w:t>
+      </w:r>
+      <w:r>
+        <w:rPr>
+          <w:rStyle w:val="NormalTok"/>
+        </w:rPr>
+        <w:t xml:space="preserve"> </w:t>
+      </w:r>
+      <w:r>
+        <w:rPr>
+          <w:rStyle w:val="FunctionTok"/>
+        </w:rPr>
+        <w:t xml:space="preserve">setdiff</w:t>
+      </w:r>
+      <w:r>
+        <w:rPr>
+          <w:rStyle w:val="NormalTok"/>
+        </w:rPr>
+        <w:t xml:space="preserve">(</w:t>
+      </w:r>
+      <w:r>
+        <w:rPr>
+          <w:rStyle w:val="FunctionTok"/>
+        </w:rPr>
+        <w:t xml:space="preserve">names</w:t>
+      </w:r>
+      <w:r>
+        <w:rPr>
+          <w:rStyle w:val="NormalTok"/>
+        </w:rPr>
+        <w:t xml:space="preserve">(first_series), meta_cols)</w:t>
+      </w:r>
+      <w:r>
+        <w:br/>
+      </w:r>
+      <w:r>
+        <w:rPr>
+          <w:rStyle w:val="NormalTok"/>
+        </w:rPr>
+        <w:t xml:space="preserve">  dataset_type </w:t>
+      </w:r>
+      <w:r>
+        <w:rPr>
+          <w:rStyle w:val="OtherTok"/>
+        </w:rPr>
+        <w:t xml:space="preserve">&lt;-</w:t>
+      </w:r>
+      <w:r>
+        <w:rPr>
+          <w:rStyle w:val="NormalTok"/>
+        </w:rPr>
+        <w:t xml:space="preserve"> </w:t>
+      </w:r>
+      <w:r>
+        <w:rPr>
+          <w:rStyle w:val="ControlFlowTok"/>
+        </w:rPr>
+        <w:t xml:space="preserve">if</w:t>
+      </w:r>
+      <w:r>
+        <w:rPr>
+          <w:rStyle w:val="NormalTok"/>
+        </w:rPr>
+        <w:t xml:space="preserve"> (</w:t>
+      </w:r>
+      <w:r>
+        <w:rPr>
+          <w:rStyle w:val="StringTok"/>
+        </w:rPr>
+        <w:t xml:space="preserve">"value"</w:t>
+      </w:r>
+      <w:r>
+        <w:rPr>
+          <w:rStyle w:val="NormalTok"/>
+        </w:rPr>
+        <w:t xml:space="preserve"> </w:t>
+      </w:r>
+      <w:r>
+        <w:rPr>
+          <w:rStyle w:val="SpecialCharTok"/>
+        </w:rPr>
+        <w:t xml:space="preserve">%in%</w:t>
+      </w:r>
+      <w:r>
+        <w:rPr>
+          <w:rStyle w:val="NormalTok"/>
+        </w:rPr>
+        <w:t xml:space="preserve"> </w:t>
+      </w:r>
+      <w:r>
+        <w:rPr>
+          <w:rStyle w:val="FunctionTok"/>
+        </w:rPr>
+        <w:t xml:space="preserve">names</w:t>
+      </w:r>
+      <w:r>
+        <w:rPr>
+          <w:rStyle w:val="NormalTok"/>
+        </w:rPr>
+        <w:t xml:space="preserve">(first_series) </w:t>
+      </w:r>
+      <w:r>
+        <w:rPr>
+          <w:rStyle w:val="SpecialCharTok"/>
+        </w:rPr>
+        <w:t xml:space="preserve">||</w:t>
+      </w:r>
+      <w:r>
+        <w:rPr>
+          <w:rStyle w:val="NormalTok"/>
+        </w:rPr>
+        <w:t xml:space="preserve"> </w:t>
+      </w:r>
+      <w:r>
+        <w:rPr>
+          <w:rStyle w:val="FunctionTok"/>
+        </w:rPr>
+        <w:t xml:space="preserve">length</w:t>
+      </w:r>
+      <w:r>
+        <w:rPr>
+          <w:rStyle w:val="NormalTok"/>
+        </w:rPr>
+        <w:t xml:space="preserve">(signal_cols) </w:t>
+      </w:r>
+      <w:r>
+        <w:rPr>
+          <w:rStyle w:val="SpecialCharTok"/>
+        </w:rPr>
+        <w:t xml:space="preserve">==</w:t>
+      </w:r>
+      <w:r>
+        <w:rPr>
+          <w:rStyle w:val="NormalTok"/>
+        </w:rPr>
+        <w:t xml:space="preserve"> </w:t>
+      </w:r>
+      <w:r>
+        <w:rPr>
+          <w:rStyle w:val="DecValTok"/>
+        </w:rPr>
+        <w:t xml:space="preserve">1</w:t>
+      </w:r>
+      <w:r>
+        <w:rPr>
+          <w:rStyle w:val="NormalTok"/>
+        </w:rPr>
+        <w:t xml:space="preserve">) </w:t>
+      </w:r>
+      <w:r>
+        <w:rPr>
+          <w:rStyle w:val="StringTok"/>
+        </w:rPr>
+        <w:t xml:space="preserve">"univariate"</w:t>
+      </w:r>
+      <w:r>
+        <w:rPr>
+          <w:rStyle w:val="NormalTok"/>
+        </w:rPr>
+        <w:t xml:space="preserve"> </w:t>
+      </w:r>
+      <w:r>
+        <w:rPr>
+          <w:rStyle w:val="ControlFlowTok"/>
+        </w:rPr>
+        <w:t xml:space="preserve">else</w:t>
+      </w:r>
+      <w:r>
+        <w:rPr>
+          <w:rStyle w:val="NormalTok"/>
+        </w:rPr>
+        <w:t xml:space="preserve"> </w:t>
+      </w:r>
+      <w:r>
+        <w:rPr>
+          <w:rStyle w:val="StringTok"/>
+        </w:rPr>
+        <w:t xml:space="preserve">"multivariate"</w:t>
+      </w:r>
+      <w:r>
+        <w:br/>
+      </w:r>
+      <w:r>
+        <w:rPr>
+          <w:rStyle w:val="NormalTok"/>
+        </w:rPr>
+        <w:t xml:space="preserve">  plot_column </w:t>
+      </w:r>
+      <w:r>
+        <w:rPr>
+          <w:rStyle w:val="OtherTok"/>
+        </w:rPr>
+        <w:t xml:space="preserve">&lt;-</w:t>
+      </w:r>
+      <w:r>
+        <w:rPr>
+          <w:rStyle w:val="NormalTok"/>
+        </w:rPr>
+        <w:t xml:space="preserve"> </w:t>
+      </w:r>
+      <w:r>
+        <w:rPr>
+          <w:rStyle w:val="ControlFlowTok"/>
+        </w:rPr>
+        <w:t xml:space="preserve">if</w:t>
+      </w:r>
+      <w:r>
+        <w:rPr>
+          <w:rStyle w:val="NormalTok"/>
+        </w:rPr>
+        <w:t xml:space="preserve"> (</w:t>
+      </w:r>
+      <w:r>
+        <w:rPr>
+          <w:rStyle w:val="StringTok"/>
+        </w:rPr>
+        <w:t xml:space="preserve">"value"</w:t>
+      </w:r>
+      <w:r>
+        <w:rPr>
+          <w:rStyle w:val="NormalTok"/>
+        </w:rPr>
+        <w:t xml:space="preserve"> </w:t>
+      </w:r>
+      <w:r>
+        <w:rPr>
+          <w:rStyle w:val="SpecialCharTok"/>
+        </w:rPr>
+        <w:t xml:space="preserve">%in%</w:t>
+      </w:r>
+      <w:r>
+        <w:rPr>
+          <w:rStyle w:val="NormalTok"/>
+        </w:rPr>
+        <w:t xml:space="preserve"> </w:t>
+      </w:r>
+      <w:r>
+        <w:rPr>
+          <w:rStyle w:val="FunctionTok"/>
+        </w:rPr>
+        <w:t xml:space="preserve">names</w:t>
+      </w:r>
+      <w:r>
+        <w:rPr>
+          <w:rStyle w:val="NormalTok"/>
+        </w:rPr>
+        <w:t xml:space="preserve">(first_series)) </w:t>
+      </w:r>
+      <w:r>
+        <w:rPr>
+          <w:rStyle w:val="StringTok"/>
+        </w:rPr>
+        <w:t xml:space="preserve">"value"</w:t>
+      </w:r>
+      <w:r>
+        <w:rPr>
+          <w:rStyle w:val="NormalTok"/>
+        </w:rPr>
+        <w:t xml:space="preserve"> </w:t>
+      </w:r>
+      <w:r>
+        <w:rPr>
+          <w:rStyle w:val="ControlFlowTok"/>
+        </w:rPr>
+        <w:t xml:space="preserve">else</w:t>
+      </w:r>
+      <w:r>
+        <w:rPr>
+          <w:rStyle w:val="NormalTok"/>
+        </w:rPr>
+        <w:t xml:space="preserve"> signal_cols[</w:t>
+      </w:r>
+      <w:r>
+        <w:rPr>
+          <w:rStyle w:val="DecValTok"/>
+        </w:rPr>
+        <w:t xml:space="preserve">1</w:t>
+      </w:r>
+      <w:r>
+        <w:rPr>
+          <w:rStyle w:val="NormalTok"/>
+        </w:rPr>
+        <w:t xml:space="preserve">]</w:t>
+      </w:r>
+      <w:r>
+        <w:br/>
+      </w:r>
+      <w:r>
+        <w:br/>
+      </w:r>
+      <w:r>
+        <w:rPr>
+          <w:rStyle w:val="NormalTok"/>
+        </w:rPr>
+        <w:t xml:space="preserve">  </w:t>
+      </w:r>
+      <w:r>
+        <w:rPr>
+          <w:rStyle w:val="FunctionTok"/>
+        </w:rPr>
+        <w:t xml:space="preserve">list</w:t>
+      </w:r>
+      <w:r>
+        <w:rPr>
+          <w:rStyle w:val="NormalTok"/>
+        </w:rPr>
+        <w:t xml:space="preserve">(</w:t>
+      </w:r>
+      <w:r>
+        <w:br/>
+      </w:r>
+      <w:r>
+        <w:rPr>
+          <w:rStyle w:val="NormalTok"/>
+        </w:rPr>
+        <w:t xml:space="preserve">    </w:t>
+      </w:r>
+      <w:r>
+        <w:rPr>
+          <w:rStyle w:val="AttributeTok"/>
+        </w:rPr>
+        <w:t xml:space="preserve">n_series =</w:t>
+      </w:r>
+      <w:r>
+        <w:rPr>
+          <w:rStyle w:val="NormalTok"/>
+        </w:rPr>
+        <w:t xml:space="preserve"> </w:t>
+      </w:r>
+      <w:r>
+        <w:rPr>
+          <w:rStyle w:val="FunctionTok"/>
+        </w:rPr>
+        <w:t xml:space="preserve">length</w:t>
+      </w:r>
+      <w:r>
+        <w:rPr>
+          <w:rStyle w:val="NormalTok"/>
+        </w:rPr>
+        <w:t xml:space="preserve">(x),</w:t>
+      </w:r>
+      <w:r>
+        <w:br/>
+      </w:r>
+      <w:r>
+        <w:rPr>
+          <w:rStyle w:val="NormalTok"/>
+        </w:rPr>
+        <w:t xml:space="preserve">    </w:t>
+      </w:r>
+      <w:r>
+        <w:rPr>
+          <w:rStyle w:val="AttributeTok"/>
+        </w:rPr>
+        <w:t xml:space="preserve">dataset_type =</w:t>
+      </w:r>
+      <w:r>
+        <w:rPr>
+          <w:rStyle w:val="NormalTok"/>
+        </w:rPr>
+        <w:t xml:space="preserve"> dataset_type,</w:t>
+      </w:r>
+      <w:r>
+        <w:br/>
+      </w:r>
+      <w:r>
+        <w:rPr>
+          <w:rStyle w:val="NormalTok"/>
+        </w:rPr>
+        <w:t xml:space="preserve">    </w:t>
+      </w:r>
+      <w:r>
+        <w:rPr>
+          <w:rStyle w:val="AttributeTok"/>
+        </w:rPr>
+        <w:t xml:space="preserve">signal_cols =</w:t>
+      </w:r>
+      <w:r>
+        <w:rPr>
+          <w:rStyle w:val="NormalTok"/>
+        </w:rPr>
+        <w:t xml:space="preserve"> signal_cols,</w:t>
+      </w:r>
+      <w:r>
+        <w:br/>
+      </w:r>
+      <w:r>
+        <w:rPr>
+          <w:rStyle w:val="NormalTok"/>
+        </w:rPr>
+        <w:t xml:space="preserve">    </w:t>
+      </w:r>
+      <w:r>
+        <w:rPr>
+          <w:rStyle w:val="AttributeTok"/>
+        </w:rPr>
+        <w:t xml:space="preserve">plot_column =</w:t>
+      </w:r>
+      <w:r>
+        <w:rPr>
+          <w:rStyle w:val="NormalTok"/>
+        </w:rPr>
+        <w:t xml:space="preserve"> plot_column,</w:t>
+      </w:r>
+      <w:r>
+        <w:br/>
+      </w:r>
+      <w:r>
+        <w:rPr>
+          <w:rStyle w:val="NormalTok"/>
+        </w:rPr>
+        <w:t xml:space="preserve">    </w:t>
+      </w:r>
+      <w:r>
+        <w:rPr>
+          <w:rStyle w:val="AttributeTok"/>
+        </w:rPr>
+        <w:t xml:space="preserve">preview_size =</w:t>
+      </w:r>
+      <w:r>
+        <w:rPr>
+          <w:rStyle w:val="NormalTok"/>
+        </w:rPr>
+        <w:t xml:space="preserve"> </w:t>
+      </w:r>
+      <w:r>
+        <w:rPr>
+          <w:rStyle w:val="FunctionTok"/>
+        </w:rPr>
+        <w:t xml:space="preserve">min</w:t>
+      </w:r>
+      <w:r>
+        <w:rPr>
+          <w:rStyle w:val="NormalTok"/>
+        </w:rPr>
+        <w:t xml:space="preserve">(</w:t>
+      </w:r>
+      <w:r>
+        <w:rPr>
+          <w:rStyle w:val="DecValTok"/>
+        </w:rPr>
+        <w:t xml:space="preserve">1000</w:t>
+      </w:r>
+      <w:r>
+        <w:rPr>
+          <w:rStyle w:val="NormalTok"/>
+        </w:rPr>
+        <w:t xml:space="preserve">, </w:t>
+      </w:r>
+      <w:r>
+        <w:rPr>
+          <w:rStyle w:val="FunctionTok"/>
+        </w:rPr>
+        <w:t xml:space="preserve">nrow</w:t>
+      </w:r>
+      <w:r>
+        <w:rPr>
+          <w:rStyle w:val="NormalTok"/>
+        </w:rPr>
+        <w:t xml:space="preserve">(first_series)),</w:t>
+      </w:r>
+      <w:r>
+        <w:br/>
+      </w:r>
+      <w:r>
+        <w:rPr>
+          <w:rStyle w:val="NormalTok"/>
+        </w:rPr>
+        <w:t xml:space="preserve">    </w:t>
+      </w:r>
+      <w:r>
+        <w:rPr>
+          <w:rStyle w:val="AttributeTok"/>
+        </w:rPr>
+        <w:t xml:space="preserve">first_series =</w:t>
+      </w:r>
+      <w:r>
+        <w:rPr>
+          <w:rStyle w:val="NormalTok"/>
+        </w:rPr>
+        <w:t xml:space="preserve"> first_series</w:t>
+      </w:r>
+      <w:r>
+        <w:br/>
+      </w:r>
+      <w:r>
+        <w:rPr>
+          <w:rStyle w:val="NormalTok"/>
+        </w:rPr>
+        <w:t xml:space="preserve">  )</w:t>
+      </w:r>
+      <w:r>
+        <w:br/>
+      </w:r>
+      <w:r>
+        <w:rPr>
+          <w:rStyle w:val="NormalTok"/>
+        </w:rPr>
+        <w:t xml:space="preserve">}</w:t>
+      </w:r>
+      <w:r>
+        <w:br/>
+      </w:r>
+      <w:r>
+        <w:br/>
+      </w:r>
+      <w:r>
+        <w:rPr>
+          <w:rStyle w:val="NormalTok"/>
+        </w:rPr>
+        <w:t xml:space="preserve">show_dataset </w:t>
+      </w:r>
+      <w:r>
+        <w:rPr>
+          <w:rStyle w:val="OtherTok"/>
+        </w:rPr>
+        <w:t xml:space="preserve">&lt;-</w:t>
+      </w:r>
+      <w:r>
+        <w:rPr>
+          <w:rStyle w:val="NormalTok"/>
+        </w:rPr>
+        <w:t xml:space="preserve"> </w:t>
+      </w:r>
+      <w:r>
+        <w:rPr>
+          <w:rStyle w:val="ControlFlowTok"/>
+        </w:rPr>
+        <w:t xml:space="preserve">function</w:t>
+      </w:r>
+      <w:r>
+        <w:rPr>
+          <w:rStyle w:val="NormalTok"/>
+        </w:rPr>
+        <w:t xml:space="preserve">(x, name) {</w:t>
+      </w:r>
+      <w:r>
+        <w:br/>
+      </w:r>
+      <w:r>
+        <w:rPr>
+          <w:rStyle w:val="NormalTok"/>
+        </w:rPr>
+        <w:t xml:space="preserve">  info </w:t>
+      </w:r>
+      <w:r>
+        <w:rPr>
+          <w:rStyle w:val="OtherTok"/>
+        </w:rPr>
+        <w:t xml:space="preserve">&lt;-</w:t>
+      </w:r>
+      <w:r>
+        <w:rPr>
+          <w:rStyle w:val="NormalTok"/>
+        </w:rPr>
+        <w:t xml:space="preserve"> </w:t>
+      </w:r>
+      <w:r>
+        <w:rPr>
+          <w:rStyle w:val="FunctionTok"/>
+        </w:rPr>
+        <w:t xml:space="preserve">dataset_summary</w:t>
+      </w:r>
+      <w:r>
+        <w:rPr>
+          <w:rStyle w:val="NormalTok"/>
+        </w:rPr>
+        <w:t xml:space="preserve">(x)</w:t>
+      </w:r>
+      <w:r>
+        <w:br/>
+      </w:r>
+      <w:r>
+        <w:rPr>
+          <w:rStyle w:val="NormalTok"/>
+        </w:rPr>
+        <w:t xml:space="preserve">  </w:t>
+      </w:r>
+      <w:r>
+        <w:rPr>
+          <w:rStyle w:val="FunctionTok"/>
+        </w:rPr>
+        <w:t xml:space="preserve">cat</w:t>
+      </w:r>
+      <w:r>
+        <w:rPr>
+          <w:rStyle w:val="NormalTok"/>
+        </w:rPr>
+        <w:t xml:space="preserve">(</w:t>
+      </w:r>
+      <w:r>
+        <w:rPr>
+          <w:rStyle w:val="StringTok"/>
+        </w:rPr>
+        <w:t xml:space="preserve">"Dataset:"</w:t>
+      </w:r>
+      <w:r>
+        <w:rPr>
+          <w:rStyle w:val="NormalTok"/>
+        </w:rPr>
+        <w:t xml:space="preserve">, name, </w:t>
+      </w:r>
+      <w:r>
+        <w:rPr>
+          <w:rStyle w:val="StringTok"/>
+        </w:rPr>
+        <w:t xml:space="preserve">"</w:t>
+      </w:r>
+      <w:r>
+        <w:rPr>
+          <w:rStyle w:val="SpecialCharTok"/>
+        </w:rPr>
+        <w:t xml:space="preserve">\n</w:t>
+      </w:r>
+      <w:r>
+        <w:rPr>
+          <w:rStyle w:val="StringTok"/>
+        </w:rPr>
+        <w:t xml:space="preserve">"</w:t>
+      </w:r>
+      <w:r>
+        <w:rPr>
+          <w:rStyle w:val="NormalTok"/>
+        </w:rPr>
+        <w:t xml:space="preserve">)</w:t>
+      </w:r>
+      <w:r>
+        <w:br/>
+      </w:r>
+      <w:r>
+        <w:rPr>
+          <w:rStyle w:val="NormalTok"/>
+        </w:rPr>
+        <w:t xml:space="preserve">  </w:t>
+      </w:r>
+      <w:r>
+        <w:rPr>
+          <w:rStyle w:val="FunctionTok"/>
+        </w:rPr>
+        <w:t xml:space="preserve">cat</w:t>
+      </w:r>
+      <w:r>
+        <w:rPr>
+          <w:rStyle w:val="NormalTok"/>
+        </w:rPr>
+        <w:t xml:space="preserve">(</w:t>
+      </w:r>
+      <w:r>
+        <w:rPr>
+          <w:rStyle w:val="StringTok"/>
+        </w:rPr>
+        <w:t xml:space="preserve">"Number of series:"</w:t>
+      </w:r>
+      <w:r>
+        <w:rPr>
+          <w:rStyle w:val="NormalTok"/>
+        </w:rPr>
+        <w:t xml:space="preserve">, info</w:t>
+      </w:r>
+      <w:r>
+        <w:rPr>
+          <w:rStyle w:val="SpecialCharTok"/>
+        </w:rPr>
+        <w:t xml:space="preserve">$</w:t>
+      </w:r>
+      <w:r>
+        <w:rPr>
+          <w:rStyle w:val="NormalTok"/>
+        </w:rPr>
+        <w:t xml:space="preserve">n_series, </w:t>
+      </w:r>
+      <w:r>
+        <w:rPr>
+          <w:rStyle w:val="StringTok"/>
+        </w:rPr>
+        <w:t xml:space="preserve">"</w:t>
+      </w:r>
+      <w:r>
+        <w:rPr>
+          <w:rStyle w:val="SpecialCharTok"/>
+        </w:rPr>
+        <w:t xml:space="preserve">\n</w:t>
+      </w:r>
+      <w:r>
+        <w:rPr>
+          <w:rStyle w:val="StringTok"/>
+        </w:rPr>
+        <w:t xml:space="preserve">"</w:t>
+      </w:r>
+      <w:r>
+        <w:rPr>
+          <w:rStyle w:val="NormalTok"/>
+        </w:rPr>
+        <w:t xml:space="preserve">)</w:t>
+      </w:r>
+      <w:r>
+        <w:br/>
+      </w:r>
+      <w:r>
+        <w:rPr>
+          <w:rStyle w:val="NormalTok"/>
+        </w:rPr>
+        <w:t xml:space="preserve">  </w:t>
+      </w:r>
+      <w:r>
+        <w:rPr>
+          <w:rStyle w:val="FunctionTok"/>
+        </w:rPr>
+        <w:t xml:space="preserve">cat</w:t>
+      </w:r>
+      <w:r>
+        <w:rPr>
+          <w:rStyle w:val="NormalTok"/>
+        </w:rPr>
+        <w:t xml:space="preserve">(</w:t>
+      </w:r>
+      <w:r>
+        <w:rPr>
+          <w:rStyle w:val="StringTok"/>
+        </w:rPr>
+        <w:t xml:space="preserve">"Dataset type:"</w:t>
+      </w:r>
+      <w:r>
+        <w:rPr>
+          <w:rStyle w:val="NormalTok"/>
+        </w:rPr>
+        <w:t xml:space="preserve">, info</w:t>
+      </w:r>
+      <w:r>
+        <w:rPr>
+          <w:rStyle w:val="SpecialCharTok"/>
+        </w:rPr>
+        <w:t xml:space="preserve">$</w:t>
+      </w:r>
+      <w:r>
+        <w:rPr>
+          <w:rStyle w:val="NormalTok"/>
+        </w:rPr>
+        <w:t xml:space="preserve">dataset_type, </w:t>
+      </w:r>
+      <w:r>
+        <w:rPr>
+          <w:rStyle w:val="StringTok"/>
+        </w:rPr>
+        <w:t xml:space="preserve">"</w:t>
+      </w:r>
+      <w:r>
+        <w:rPr>
+          <w:rStyle w:val="SpecialCharTok"/>
+        </w:rPr>
+        <w:t xml:space="preserve">\n</w:t>
+      </w:r>
+      <w:r>
+        <w:rPr>
+          <w:rStyle w:val="StringTok"/>
+        </w:rPr>
+        <w:t xml:space="preserve">"</w:t>
+      </w:r>
+      <w:r>
+        <w:rPr>
+          <w:rStyle w:val="NormalTok"/>
+        </w:rPr>
+        <w:t xml:space="preserve">)</w:t>
+      </w:r>
+      <w:r>
+        <w:br/>
+      </w:r>
+      <w:r>
+        <w:rPr>
+          <w:rStyle w:val="NormalTok"/>
+        </w:rPr>
+        <w:t xml:space="preserve">  </w:t>
+      </w:r>
+      <w:r>
+        <w:rPr>
+          <w:rStyle w:val="FunctionTok"/>
+        </w:rPr>
+        <w:t xml:space="preserve">cat</w:t>
+      </w:r>
+      <w:r>
+        <w:rPr>
+          <w:rStyle w:val="NormalTok"/>
+        </w:rPr>
+        <w:t xml:space="preserve">(</w:t>
+      </w:r>
+      <w:r>
+        <w:rPr>
+          <w:rStyle w:val="StringTok"/>
+        </w:rPr>
+        <w:t xml:space="preserve">"Signals in the first series:"</w:t>
+      </w:r>
+      <w:r>
+        <w:rPr>
+          <w:rStyle w:val="NormalTok"/>
+        </w:rPr>
+        <w:t xml:space="preserve">, </w:t>
+      </w:r>
+      <w:r>
+        <w:rPr>
+          <w:rStyle w:val="FunctionTok"/>
+        </w:rPr>
+        <w:t xml:space="preserve">paste</w:t>
+      </w:r>
+      <w:r>
+        <w:rPr>
+          <w:rStyle w:val="NormalTok"/>
+        </w:rPr>
+        <w:t xml:space="preserve">(info</w:t>
+      </w:r>
+      <w:r>
+        <w:rPr>
+          <w:rStyle w:val="SpecialCharTok"/>
+        </w:rPr>
+        <w:t xml:space="preserve">$</w:t>
+      </w:r>
+      <w:r>
+        <w:rPr>
+          <w:rStyle w:val="NormalTok"/>
+        </w:rPr>
+        <w:t xml:space="preserve">signal_cols, </w:t>
+      </w:r>
+      <w:r>
+        <w:rPr>
+          <w:rStyle w:val="AttributeTok"/>
+        </w:rPr>
+        <w:t xml:space="preserve">collapse =</w:t>
+      </w:r>
+      <w:r>
+        <w:rPr>
+          <w:rStyle w:val="NormalTok"/>
+        </w:rPr>
+        <w:t xml:space="preserve"> </w:t>
+      </w:r>
+      <w:r>
+        <w:rPr>
+          <w:rStyle w:val="StringTok"/>
+        </w:rPr>
+        <w:t xml:space="preserve">", "</w:t>
+      </w:r>
+      <w:r>
+        <w:rPr>
+          <w:rStyle w:val="NormalTok"/>
+        </w:rPr>
+        <w:t xml:space="preserve">), </w:t>
+      </w:r>
+      <w:r>
+        <w:rPr>
+          <w:rStyle w:val="StringTok"/>
+        </w:rPr>
+        <w:t xml:space="preserve">"</w:t>
+      </w:r>
+      <w:r>
+        <w:rPr>
+          <w:rStyle w:val="SpecialCharTok"/>
+        </w:rPr>
+        <w:t xml:space="preserve">\n</w:t>
+      </w:r>
+      <w:r>
+        <w:rPr>
+          <w:rStyle w:val="StringTok"/>
+        </w:rPr>
+        <w:t xml:space="preserve">"</w:t>
+      </w:r>
+      <w:r>
+        <w:rPr>
+          <w:rStyle w:val="NormalTok"/>
+        </w:rPr>
+        <w:t xml:space="preserve">)</w:t>
+      </w:r>
+      <w:r>
+        <w:br/>
+      </w:r>
+      <w:r>
+        <w:rPr>
+          <w:rStyle w:val="NormalTok"/>
+        </w:rPr>
+        <w:t xml:space="preserve">  </w:t>
+      </w:r>
+      <w:r>
+        <w:rPr>
+          <w:rStyle w:val="FunctionTok"/>
+        </w:rPr>
+        <w:t xml:space="preserve">cat</w:t>
+      </w:r>
+      <w:r>
+        <w:rPr>
+          <w:rStyle w:val="NormalTok"/>
+        </w:rPr>
+        <w:t xml:space="preserve">(</w:t>
+      </w:r>
+      <w:r>
+        <w:rPr>
+          <w:rStyle w:val="StringTok"/>
+        </w:rPr>
+        <w:t xml:space="preserve">"Column plotted with har_plot():"</w:t>
+      </w:r>
+      <w:r>
+        <w:rPr>
+          <w:rStyle w:val="NormalTok"/>
+        </w:rPr>
+        <w:t xml:space="preserve">, info</w:t>
+      </w:r>
+      <w:r>
+        <w:rPr>
+          <w:rStyle w:val="SpecialCharTok"/>
+        </w:rPr>
+        <w:t xml:space="preserve">$</w:t>
+      </w:r>
+      <w:r>
+        <w:rPr>
+          <w:rStyle w:val="NormalTok"/>
+        </w:rPr>
+        <w:t xml:space="preserve">plot_column, </w:t>
+      </w:r>
+      <w:r>
+        <w:rPr>
+          <w:rStyle w:val="StringTok"/>
+        </w:rPr>
+        <w:t xml:space="preserve">"</w:t>
+      </w:r>
+      <w:r>
+        <w:rPr>
+          <w:rStyle w:val="SpecialCharTok"/>
+        </w:rPr>
+        <w:t xml:space="preserve">\n</w:t>
+      </w:r>
+      <w:r>
+        <w:rPr>
+          <w:rStyle w:val="StringTok"/>
+        </w:rPr>
+        <w:t xml:space="preserve">"</w:t>
+      </w:r>
+      <w:r>
+        <w:rPr>
+          <w:rStyle w:val="NormalTok"/>
+        </w:rPr>
+        <w:t xml:space="preserve">)</w:t>
+      </w:r>
+      <w:r>
+        <w:br/>
+      </w:r>
+      <w:r>
+        <w:rPr>
+          <w:rStyle w:val="NormalTok"/>
+        </w:rPr>
+        <w:t xml:space="preserve">  </w:t>
+      </w:r>
+      <w:r>
+        <w:rPr>
+          <w:rStyle w:val="FunctionTok"/>
+        </w:rPr>
+        <w:t xml:space="preserve">cat</w:t>
+      </w:r>
+      <w:r>
+        <w:rPr>
+          <w:rStyle w:val="NormalTok"/>
+        </w:rPr>
+        <w:t xml:space="preserve">(</w:t>
+      </w:r>
+      <w:r>
+        <w:rPr>
+          <w:rStyle w:val="StringTok"/>
+        </w:rPr>
+        <w:t xml:space="preserve">"Plot preview length:"</w:t>
+      </w:r>
+      <w:r>
+        <w:rPr>
+          <w:rStyle w:val="NormalTok"/>
+        </w:rPr>
+        <w:t xml:space="preserve">, info</w:t>
+      </w:r>
+      <w:r>
+        <w:rPr>
+          <w:rStyle w:val="SpecialCharTok"/>
+        </w:rPr>
+        <w:t xml:space="preserve">$</w:t>
+      </w:r>
+      <w:r>
+        <w:rPr>
+          <w:rStyle w:val="NormalTok"/>
+        </w:rPr>
+        <w:t xml:space="preserve">preview_size, </w:t>
+      </w:r>
+      <w:r>
+        <w:rPr>
+          <w:rStyle w:val="StringTok"/>
+        </w:rPr>
+        <w:t xml:space="preserve">"observations</w:t>
+      </w:r>
+      <w:r>
+        <w:rPr>
+          <w:rStyle w:val="SpecialCharTok"/>
+        </w:rPr>
+        <w:t xml:space="preserve">\n</w:t>
+      </w:r>
+      <w:r>
+        <w:rPr>
+          <w:rStyle w:val="StringTok"/>
+        </w:rPr>
+        <w:t xml:space="preserve">"</w:t>
+      </w:r>
+      <w:r>
+        <w:rPr>
+          <w:rStyle w:val="NormalTok"/>
+        </w:rPr>
+        <w:t xml:space="preserve">)</w:t>
+      </w:r>
+      <w:r>
+        <w:br/>
+      </w:r>
+      <w:r>
+        <w:rPr>
+          <w:rStyle w:val="NormalTok"/>
+        </w:rPr>
+        <w:t xml:space="preserve">  </w:t>
+      </w:r>
+      <w:r>
+        <w:rPr>
+          <w:rStyle w:val="FunctionTok"/>
+        </w:rPr>
+        <w:t xml:space="preserve">invisible</w:t>
+      </w:r>
+      <w:r>
+        <w:rPr>
+          <w:rStyle w:val="NormalTok"/>
+        </w:rPr>
+        <w:t xml:space="preserve">(info)</w:t>
+      </w:r>
+      <w:r>
+        <w:br/>
+      </w:r>
+      <w:r>
+        <w:rPr>
+          <w:rStyle w:val="NormalTok"/>
+        </w:rPr>
+        <w:t xml:space="preserve">}</w:t>
+      </w:r>
+      <w:r>
+        <w:br/>
+      </w:r>
+      <w:r>
+        <w:br/>
+      </w:r>
+      <w:r>
+        <w:rPr>
+          <w:rStyle w:val="NormalTok"/>
+        </w:rPr>
+        <w:t xml:space="preserve">plot_dataset_preview </w:t>
+      </w:r>
+      <w:r>
+        <w:rPr>
+          <w:rStyle w:val="OtherTok"/>
+        </w:rPr>
+        <w:t xml:space="preserve">&lt;-</w:t>
+      </w:r>
+      <w:r>
+        <w:rPr>
+          <w:rStyle w:val="NormalTok"/>
+        </w:rPr>
+        <w:t xml:space="preserve"> </w:t>
+      </w:r>
+      <w:r>
+        <w:rPr>
+          <w:rStyle w:val="ControlFlowTok"/>
+        </w:rPr>
+        <w:t xml:space="preserve">function</w:t>
+      </w:r>
+      <w:r>
+        <w:rPr>
+          <w:rStyle w:val="NormalTok"/>
+        </w:rPr>
+        <w:t xml:space="preserve">(info) {</w:t>
+      </w:r>
+      <w:r>
+        <w:br/>
+      </w:r>
+      <w:r>
+        <w:rPr>
+          <w:rStyle w:val="NormalTok"/>
+        </w:rPr>
+        <w:t xml:space="preserve">  preview </w:t>
+      </w:r>
+      <w:r>
+        <w:rPr>
+          <w:rStyle w:val="OtherTok"/>
+        </w:rPr>
+        <w:t xml:space="preserve">&lt;-</w:t>
+      </w:r>
+      <w:r>
+        <w:rPr>
+          <w:rStyle w:val="NormalTok"/>
+        </w:rPr>
+        <w:t xml:space="preserve"> info</w:t>
+      </w:r>
+      <w:r>
+        <w:rPr>
+          <w:rStyle w:val="SpecialCharTok"/>
+        </w:rPr>
+        <w:t xml:space="preserve">$</w:t>
+      </w:r>
+      <w:r>
+        <w:rPr>
+          <w:rStyle w:val="NormalTok"/>
+        </w:rPr>
+        <w:t xml:space="preserve">first_series[</w:t>
+      </w:r>
+      <w:r>
+        <w:rPr>
+          <w:rStyle w:val="FunctionTok"/>
+        </w:rPr>
+        <w:t xml:space="preserve">seq_len</w:t>
+      </w:r>
+      <w:r>
+        <w:rPr>
+          <w:rStyle w:val="NormalTok"/>
+        </w:rPr>
+        <w:t xml:space="preserve">(info</w:t>
+      </w:r>
+      <w:r>
+        <w:rPr>
+          <w:rStyle w:val="SpecialCharTok"/>
+        </w:rPr>
+        <w:t xml:space="preserve">$</w:t>
+      </w:r>
+      <w:r>
+        <w:rPr>
+          <w:rStyle w:val="NormalTok"/>
+        </w:rPr>
+        <w:t xml:space="preserve">preview_size), , drop </w:t>
+      </w:r>
+      <w:r>
+        <w:rPr>
+          <w:rStyle w:val="OtherTok"/>
+        </w:rPr>
+        <w:t xml:space="preserve">=</w:t>
+      </w:r>
+      <w:r>
+        <w:rPr>
+          <w:rStyle w:val="NormalTok"/>
+        </w:rPr>
+        <w:t xml:space="preserve"> </w:t>
+      </w:r>
+      <w:r>
+        <w:rPr>
+          <w:rStyle w:val="ConstantTok"/>
+        </w:rPr>
+        <w:t xml:space="preserve">FALSE</w:t>
+      </w:r>
+      <w:r>
+        <w:rPr>
+          <w:rStyle w:val="NormalTok"/>
+        </w:rPr>
+        <w:t xml:space="preserve">]</w:t>
+      </w:r>
+      <w:r>
+        <w:br/>
+      </w:r>
+      <w:r>
+        <w:rPr>
+          <w:rStyle w:val="NormalTok"/>
+        </w:rPr>
+        <w:t xml:space="preserve">  </w:t>
+      </w:r>
+      <w:r>
+        <w:rPr>
+          <w:rStyle w:val="FunctionTok"/>
+        </w:rPr>
+        <w:t xml:space="preserve">har_plot</w:t>
+      </w:r>
+      <w:r>
+        <w:rPr>
+          <w:rStyle w:val="NormalTok"/>
+        </w:rPr>
+        <w:t xml:space="preserve">(</w:t>
+      </w:r>
+      <w:r>
+        <w:br/>
+      </w:r>
+      <w:r>
+        <w:rPr>
+          <w:rStyle w:val="NormalTok"/>
+        </w:rPr>
+        <w:t xml:space="preserve">    </w:t>
+      </w:r>
+      <w:r>
+        <w:rPr>
+          <w:rStyle w:val="FunctionTok"/>
+        </w:rPr>
+        <w:t xml:space="preserve">harbinger</w:t>
+      </w:r>
+      <w:r>
+        <w:rPr>
+          <w:rStyle w:val="NormalTok"/>
+        </w:rPr>
+        <w:t xml:space="preserve">(),</w:t>
+      </w:r>
+      <w:r>
+        <w:br/>
+      </w:r>
+      <w:r>
+        <w:rPr>
+          <w:rStyle w:val="NormalTok"/>
+        </w:rPr>
+        <w:t xml:space="preserve">    preview[[info</w:t>
+      </w:r>
+      <w:r>
+        <w:rPr>
+          <w:rStyle w:val="SpecialCharTok"/>
+        </w:rPr>
+        <w:t xml:space="preserve">$</w:t>
+      </w:r>
+      <w:r>
+        <w:rPr>
+          <w:rStyle w:val="NormalTok"/>
+        </w:rPr>
+        <w:t xml:space="preserve">plot_column]],</w:t>
+      </w:r>
+      <w:r>
+        <w:br/>
+      </w:r>
+      <w:r>
+        <w:rPr>
+          <w:rStyle w:val="NormalTok"/>
+        </w:rPr>
+        <w:t xml:space="preserve">    </w:t>
+      </w:r>
+      <w:r>
+        <w:rPr>
+          <w:rStyle w:val="AttributeTok"/>
+        </w:rPr>
+        <w:t xml:space="preserve">event =</w:t>
+      </w:r>
+      <w:r>
+        <w:rPr>
+          <w:rStyle w:val="NormalTok"/>
+        </w:rPr>
+        <w:t xml:space="preserve"> preview</w:t>
+      </w:r>
+      <w:r>
+        <w:rPr>
+          <w:rStyle w:val="SpecialCharTok"/>
+        </w:rPr>
+        <w:t xml:space="preserve">$</w:t>
+      </w:r>
+      <w:r>
+        <w:rPr>
+          <w:rStyle w:val="NormalTok"/>
+        </w:rPr>
+        <w:t xml:space="preserve">event</w:t>
+      </w:r>
+      <w:r>
+        <w:br/>
+      </w:r>
+      <w:r>
+        <w:rPr>
+          <w:rStyle w:val="NormalTok"/>
+        </w:rPr>
+        <w:t xml:space="preserve">  )</w:t>
+      </w:r>
+      <w:r>
+        <w:br/>
+      </w:r>
+      <w:r>
+        <w:rPr>
+          <w:rStyle w:val="NormalTok"/>
+        </w:rPr>
+        <w:t xml:space="preserve">}</w:t>
+      </w:r>
+    </w:p>
     <w:bookmarkEnd w:id="22"/>
-    <w:bookmarkStart w:id="23" w:name="how-to-read-this-walkthrough"/>
-    <w:p>
-      <w:pPr>
-        <w:pStyle w:val="Heading2"/>
-      </w:pPr>
-      <w:r>
-        <w:t xml:space="preserve">How to read this walkthrough</w:t>
+    <w:bookmarkStart w:id="23" w:name="oil_3w_type_1"/>
+    <w:p>
+      <w:pPr>
+        <w:pStyle w:val="Heading3"/>
+      </w:pPr>
+      <w:r>
+        <w:t xml:space="preserve">oil_3w_Type_1</w:t>
+      </w:r>
+    </w:p>
+    <w:bookmarkEnd w:id="23"/>
+    <w:bookmarkStart w:id="27" w:name="oil_3w_type_1-1"/>
+    <w:p>
+      <w:pPr>
+        <w:pStyle w:val="Heading3"/>
+      </w:pPr>
+      <w:r>
+        <w:t xml:space="preserve">oil_3w_Type_1</w:t>
       </w:r>
     </w:p>
     <w:p>
@@ -134,1552 +1621,7 @@
         <w:pStyle w:val="FirstParagraph"/>
       </w:pPr>
       <w:r>
-        <w:t xml:space="preserve">The code blocks below follow the same learning rhythm used throughout the collection: prepare the environment, choose the dataset, configure the method, run the analysis, and then inspect the result. Readers who are still learning time-series mining can use that order to understand not only</w:t>
-      </w:r>
-      <w:r>
-        <w:t xml:space="preserve"> </w:t>
-      </w:r>
-      <w:r>
-        <w:rPr>
-          <w:i/>
-          <w:iCs/>
-        </w:rPr>
-        <w:t xml:space="preserve">what</w:t>
-      </w:r>
-      <w:r>
-        <w:t xml:space="preserve"> </w:t>
-      </w:r>
-      <w:r>
-        <w:t xml:space="preserve">each command does, but also</w:t>
-      </w:r>
-      <w:r>
-        <w:t xml:space="preserve"> </w:t>
-      </w:r>
-      <w:r>
-        <w:rPr>
-          <w:i/>
-          <w:iCs/>
-        </w:rPr>
-        <w:t xml:space="preserve">why</w:t>
-      </w:r>
-      <w:r>
-        <w:t xml:space="preserve"> </w:t>
-      </w:r>
-      <w:r>
-        <w:t xml:space="preserve">it appears at that stage of the workflow.</w:t>
-      </w:r>
-    </w:p>
-    <w:p>
-      <w:pPr>
-        <w:pStyle w:val="BodyText"/>
-      </w:pPr>
-      <w:r>
-        <w:t xml:space="preserve">As you go through the notebook, read the inline comments inside each chunk as the operational explanation and use the surrounding prose as the conceptual guide.</w:t>
-      </w:r>
-    </w:p>
-    <w:bookmarkEnd w:id="23"/>
-    <w:bookmarkStart w:id="53" w:name="walkthrough"/>
-    <w:p>
-      <w:pPr>
-        <w:pStyle w:val="Heading2"/>
-      </w:pPr>
-      <w:r>
-        <w:t xml:space="preserve">Walkthrough</w:t>
-      </w:r>
-    </w:p>
-    <w:bookmarkStart w:id="24" w:name="define-the-support-structures"/>
-    <w:p>
-      <w:pPr>
-        <w:pStyle w:val="Heading3"/>
-      </w:pPr>
-      <w:r>
-        <w:t xml:space="preserve">Define the Support Structures</w:t>
-      </w:r>
-    </w:p>
-    <w:p>
-      <w:pPr>
-        <w:pStyle w:val="FirstParagraph"/>
-      </w:pPr>
-      <w:r>
-        <w:t xml:space="preserve">Before applying the workflow itself, we define the helper functions or custom objects that make the example possible. This is one of the most important didactic moments in extension-oriented notebooks because it shows the contract that Harbinger expects and where the reader can adapt the behavior later.</w:t>
-      </w:r>
-    </w:p>
-    <w:p>
-      <w:pPr>
-        <w:pStyle w:val="SourceCode"/>
-      </w:pPr>
-      <w:r>
-        <w:rPr>
-          <w:rStyle w:val="FunctionTok"/>
-        </w:rPr>
-        <w:t xml:space="preserve">library</w:t>
-      </w:r>
-      <w:r>
-        <w:rPr>
-          <w:rStyle w:val="NormalTok"/>
-        </w:rPr>
-        <w:t xml:space="preserve">(harbinger)</w:t>
-      </w:r>
-      <w:r>
-        <w:br/>
-      </w:r>
-      <w:r>
-        <w:br/>
-      </w:r>
-      <w:r>
-        <w:rPr>
-          <w:rStyle w:val="NormalTok"/>
-        </w:rPr>
-        <w:t xml:space="preserve">dataset_summary </w:t>
-      </w:r>
-      <w:r>
-        <w:rPr>
-          <w:rStyle w:val="OtherTok"/>
-        </w:rPr>
-        <w:t xml:space="preserve">&lt;-</w:t>
-      </w:r>
-      <w:r>
-        <w:rPr>
-          <w:rStyle w:val="NormalTok"/>
-        </w:rPr>
-        <w:t xml:space="preserve"> </w:t>
-      </w:r>
-      <w:r>
-        <w:rPr>
-          <w:rStyle w:val="ControlFlowTok"/>
-        </w:rPr>
-        <w:t xml:space="preserve">function</w:t>
-      </w:r>
-      <w:r>
-        <w:rPr>
-          <w:rStyle w:val="NormalTok"/>
-        </w:rPr>
-        <w:t xml:space="preserve">(x) {</w:t>
-      </w:r>
-      <w:r>
-        <w:br/>
-      </w:r>
-      <w:r>
-        <w:rPr>
-          <w:rStyle w:val="NormalTok"/>
-        </w:rPr>
-        <w:t xml:space="preserve">  first_series </w:t>
-      </w:r>
-      <w:r>
-        <w:rPr>
-          <w:rStyle w:val="OtherTok"/>
-        </w:rPr>
-        <w:t xml:space="preserve">&lt;-</w:t>
-      </w:r>
-      <w:r>
-        <w:rPr>
-          <w:rStyle w:val="NormalTok"/>
-        </w:rPr>
-        <w:t xml:space="preserve"> x[[</w:t>
-      </w:r>
-      <w:r>
-        <w:rPr>
-          <w:rStyle w:val="DecValTok"/>
-        </w:rPr>
-        <w:t xml:space="preserve">1</w:t>
-      </w:r>
-      <w:r>
-        <w:rPr>
-          <w:rStyle w:val="NormalTok"/>
-        </w:rPr>
-        <w:t xml:space="preserve">]]</w:t>
-      </w:r>
-      <w:r>
-        <w:br/>
-      </w:r>
-      <w:r>
-        <w:rPr>
-          <w:rStyle w:val="NormalTok"/>
-        </w:rPr>
-        <w:t xml:space="preserve">  meta_cols </w:t>
-      </w:r>
-      <w:r>
-        <w:rPr>
-          <w:rStyle w:val="OtherTok"/>
-        </w:rPr>
-        <w:t xml:space="preserve">&lt;-</w:t>
-      </w:r>
-      <w:r>
-        <w:rPr>
-          <w:rStyle w:val="NormalTok"/>
-        </w:rPr>
-        <w:t xml:space="preserve"> </w:t>
-      </w:r>
-      <w:r>
-        <w:rPr>
-          <w:rStyle w:val="FunctionTok"/>
-        </w:rPr>
-        <w:t xml:space="preserve">c</w:t>
-      </w:r>
-      <w:r>
-        <w:rPr>
-          <w:rStyle w:val="NormalTok"/>
-        </w:rPr>
-        <w:t xml:space="preserve">(</w:t>
-      </w:r>
-      <w:r>
-        <w:rPr>
-          <w:rStyle w:val="StringTok"/>
-        </w:rPr>
-        <w:t xml:space="preserve">"idx"</w:t>
-      </w:r>
-      <w:r>
-        <w:rPr>
-          <w:rStyle w:val="NormalTok"/>
-        </w:rPr>
-        <w:t xml:space="preserve">, </w:t>
-      </w:r>
-      <w:r>
-        <w:rPr>
-          <w:rStyle w:val="StringTok"/>
-        </w:rPr>
-        <w:t xml:space="preserve">"event"</w:t>
-      </w:r>
-      <w:r>
-        <w:rPr>
-          <w:rStyle w:val="NormalTok"/>
-        </w:rPr>
-        <w:t xml:space="preserve">, </w:t>
-      </w:r>
-      <w:r>
-        <w:rPr>
-          <w:rStyle w:val="StringTok"/>
-        </w:rPr>
-        <w:t xml:space="preserve">"type"</w:t>
-      </w:r>
-      <w:r>
-        <w:rPr>
-          <w:rStyle w:val="NormalTok"/>
-        </w:rPr>
-        <w:t xml:space="preserve">, </w:t>
-      </w:r>
-      <w:r>
-        <w:rPr>
-          <w:rStyle w:val="StringTok"/>
-        </w:rPr>
-        <w:t xml:space="preserve">"seq"</w:t>
-      </w:r>
-      <w:r>
-        <w:rPr>
-          <w:rStyle w:val="NormalTok"/>
-        </w:rPr>
-        <w:t xml:space="preserve">, </w:t>
-      </w:r>
-      <w:r>
-        <w:rPr>
-          <w:rStyle w:val="StringTok"/>
-        </w:rPr>
-        <w:t xml:space="preserve">"seqlen"</w:t>
-      </w:r>
-      <w:r>
-        <w:rPr>
-          <w:rStyle w:val="NormalTok"/>
-        </w:rPr>
-        <w:t xml:space="preserve">)</w:t>
-      </w:r>
-      <w:r>
-        <w:br/>
-      </w:r>
-      <w:r>
-        <w:rPr>
-          <w:rStyle w:val="NormalTok"/>
-        </w:rPr>
-        <w:t xml:space="preserve">  signal_cols </w:t>
-      </w:r>
-      <w:r>
-        <w:rPr>
-          <w:rStyle w:val="OtherTok"/>
-        </w:rPr>
-        <w:t xml:space="preserve">&lt;-</w:t>
-      </w:r>
-      <w:r>
-        <w:rPr>
-          <w:rStyle w:val="NormalTok"/>
-        </w:rPr>
-        <w:t xml:space="preserve"> </w:t>
-      </w:r>
-      <w:r>
-        <w:rPr>
-          <w:rStyle w:val="FunctionTok"/>
-        </w:rPr>
-        <w:t xml:space="preserve">setdiff</w:t>
-      </w:r>
-      <w:r>
-        <w:rPr>
-          <w:rStyle w:val="NormalTok"/>
-        </w:rPr>
-        <w:t xml:space="preserve">(</w:t>
-      </w:r>
-      <w:r>
-        <w:rPr>
-          <w:rStyle w:val="FunctionTok"/>
-        </w:rPr>
-        <w:t xml:space="preserve">names</w:t>
-      </w:r>
-      <w:r>
-        <w:rPr>
-          <w:rStyle w:val="NormalTok"/>
-        </w:rPr>
-        <w:t xml:space="preserve">(first_series), meta_cols)</w:t>
-      </w:r>
-      <w:r>
-        <w:br/>
-      </w:r>
-      <w:r>
-        <w:rPr>
-          <w:rStyle w:val="NormalTok"/>
-        </w:rPr>
-        <w:t xml:space="preserve">  dataset_type </w:t>
-      </w:r>
-      <w:r>
-        <w:rPr>
-          <w:rStyle w:val="OtherTok"/>
-        </w:rPr>
-        <w:t xml:space="preserve">&lt;-</w:t>
-      </w:r>
-      <w:r>
-        <w:rPr>
-          <w:rStyle w:val="NormalTok"/>
-        </w:rPr>
-        <w:t xml:space="preserve"> </w:t>
-      </w:r>
-      <w:r>
-        <w:rPr>
-          <w:rStyle w:val="ControlFlowTok"/>
-        </w:rPr>
-        <w:t xml:space="preserve">if</w:t>
-      </w:r>
-      <w:r>
-        <w:rPr>
-          <w:rStyle w:val="NormalTok"/>
-        </w:rPr>
-        <w:t xml:space="preserve"> (</w:t>
-      </w:r>
-      <w:r>
-        <w:rPr>
-          <w:rStyle w:val="StringTok"/>
-        </w:rPr>
-        <w:t xml:space="preserve">"value"</w:t>
-      </w:r>
-      <w:r>
-        <w:rPr>
-          <w:rStyle w:val="NormalTok"/>
-        </w:rPr>
-        <w:t xml:space="preserve"> </w:t>
-      </w:r>
-      <w:r>
-        <w:rPr>
-          <w:rStyle w:val="SpecialCharTok"/>
-        </w:rPr>
-        <w:t xml:space="preserve">%in%</w:t>
-      </w:r>
-      <w:r>
-        <w:rPr>
-          <w:rStyle w:val="NormalTok"/>
-        </w:rPr>
-        <w:t xml:space="preserve"> </w:t>
-      </w:r>
-      <w:r>
-        <w:rPr>
-          <w:rStyle w:val="FunctionTok"/>
-        </w:rPr>
-        <w:t xml:space="preserve">names</w:t>
-      </w:r>
-      <w:r>
-        <w:rPr>
-          <w:rStyle w:val="NormalTok"/>
-        </w:rPr>
-        <w:t xml:space="preserve">(first_series) </w:t>
-      </w:r>
-      <w:r>
-        <w:rPr>
-          <w:rStyle w:val="SpecialCharTok"/>
-        </w:rPr>
-        <w:t xml:space="preserve">||</w:t>
-      </w:r>
-      <w:r>
-        <w:rPr>
-          <w:rStyle w:val="NormalTok"/>
-        </w:rPr>
-        <w:t xml:space="preserve"> </w:t>
-      </w:r>
-      <w:r>
-        <w:rPr>
-          <w:rStyle w:val="FunctionTok"/>
-        </w:rPr>
-        <w:t xml:space="preserve">length</w:t>
-      </w:r>
-      <w:r>
-        <w:rPr>
-          <w:rStyle w:val="NormalTok"/>
-        </w:rPr>
-        <w:t xml:space="preserve">(signal_cols) </w:t>
-      </w:r>
-      <w:r>
-        <w:rPr>
-          <w:rStyle w:val="SpecialCharTok"/>
-        </w:rPr>
-        <w:t xml:space="preserve">==</w:t>
-      </w:r>
-      <w:r>
-        <w:rPr>
-          <w:rStyle w:val="NormalTok"/>
-        </w:rPr>
-        <w:t xml:space="preserve"> </w:t>
-      </w:r>
-      <w:r>
-        <w:rPr>
-          <w:rStyle w:val="DecValTok"/>
-        </w:rPr>
-        <w:t xml:space="preserve">1</w:t>
-      </w:r>
-      <w:r>
-        <w:rPr>
-          <w:rStyle w:val="NormalTok"/>
-        </w:rPr>
-        <w:t xml:space="preserve">) </w:t>
-      </w:r>
-      <w:r>
-        <w:rPr>
-          <w:rStyle w:val="StringTok"/>
-        </w:rPr>
-        <w:t xml:space="preserve">"univariate"</w:t>
-      </w:r>
-      <w:r>
-        <w:rPr>
-          <w:rStyle w:val="NormalTok"/>
-        </w:rPr>
-        <w:t xml:space="preserve"> </w:t>
-      </w:r>
-      <w:r>
-        <w:rPr>
-          <w:rStyle w:val="ControlFlowTok"/>
-        </w:rPr>
-        <w:t xml:space="preserve">else</w:t>
-      </w:r>
-      <w:r>
-        <w:rPr>
-          <w:rStyle w:val="NormalTok"/>
-        </w:rPr>
-        <w:t xml:space="preserve"> </w:t>
-      </w:r>
-      <w:r>
-        <w:rPr>
-          <w:rStyle w:val="StringTok"/>
-        </w:rPr>
-        <w:t xml:space="preserve">"multivariate"</w:t>
-      </w:r>
-      <w:r>
-        <w:br/>
-      </w:r>
-      <w:r>
-        <w:rPr>
-          <w:rStyle w:val="NormalTok"/>
-        </w:rPr>
-        <w:t xml:space="preserve">  plot_column </w:t>
-      </w:r>
-      <w:r>
-        <w:rPr>
-          <w:rStyle w:val="OtherTok"/>
-        </w:rPr>
-        <w:t xml:space="preserve">&lt;-</w:t>
-      </w:r>
-      <w:r>
-        <w:rPr>
-          <w:rStyle w:val="NormalTok"/>
-        </w:rPr>
-        <w:t xml:space="preserve"> </w:t>
-      </w:r>
-      <w:r>
-        <w:rPr>
-          <w:rStyle w:val="ControlFlowTok"/>
-        </w:rPr>
-        <w:t xml:space="preserve">if</w:t>
-      </w:r>
-      <w:r>
-        <w:rPr>
-          <w:rStyle w:val="NormalTok"/>
-        </w:rPr>
-        <w:t xml:space="preserve"> (</w:t>
-      </w:r>
-      <w:r>
-        <w:rPr>
-          <w:rStyle w:val="StringTok"/>
-        </w:rPr>
-        <w:t xml:space="preserve">"value"</w:t>
-      </w:r>
-      <w:r>
-        <w:rPr>
-          <w:rStyle w:val="NormalTok"/>
-        </w:rPr>
-        <w:t xml:space="preserve"> </w:t>
-      </w:r>
-      <w:r>
-        <w:rPr>
-          <w:rStyle w:val="SpecialCharTok"/>
-        </w:rPr>
-        <w:t xml:space="preserve">%in%</w:t>
-      </w:r>
-      <w:r>
-        <w:rPr>
-          <w:rStyle w:val="NormalTok"/>
-        </w:rPr>
-        <w:t xml:space="preserve"> </w:t>
-      </w:r>
-      <w:r>
-        <w:rPr>
-          <w:rStyle w:val="FunctionTok"/>
-        </w:rPr>
-        <w:t xml:space="preserve">names</w:t>
-      </w:r>
-      <w:r>
-        <w:rPr>
-          <w:rStyle w:val="NormalTok"/>
-        </w:rPr>
-        <w:t xml:space="preserve">(first_series)) </w:t>
-      </w:r>
-      <w:r>
-        <w:rPr>
-          <w:rStyle w:val="StringTok"/>
-        </w:rPr>
-        <w:t xml:space="preserve">"value"</w:t>
-      </w:r>
-      <w:r>
-        <w:rPr>
-          <w:rStyle w:val="NormalTok"/>
-        </w:rPr>
-        <w:t xml:space="preserve"> </w:t>
-      </w:r>
-      <w:r>
-        <w:rPr>
-          <w:rStyle w:val="ControlFlowTok"/>
-        </w:rPr>
-        <w:t xml:space="preserve">else</w:t>
-      </w:r>
-      <w:r>
-        <w:rPr>
-          <w:rStyle w:val="NormalTok"/>
-        </w:rPr>
-        <w:t xml:space="preserve"> signal_cols[</w:t>
-      </w:r>
-      <w:r>
-        <w:rPr>
-          <w:rStyle w:val="DecValTok"/>
-        </w:rPr>
-        <w:t xml:space="preserve">1</w:t>
-      </w:r>
-      <w:r>
-        <w:rPr>
-          <w:rStyle w:val="NormalTok"/>
-        </w:rPr>
-        <w:t xml:space="preserve">]</w:t>
-      </w:r>
-      <w:r>
-        <w:br/>
-      </w:r>
-      <w:r>
-        <w:br/>
-      </w:r>
-      <w:r>
-        <w:rPr>
-          <w:rStyle w:val="NormalTok"/>
-        </w:rPr>
-        <w:t xml:space="preserve">  </w:t>
-      </w:r>
-      <w:r>
-        <w:rPr>
-          <w:rStyle w:val="FunctionTok"/>
-        </w:rPr>
-        <w:t xml:space="preserve">list</w:t>
-      </w:r>
-      <w:r>
-        <w:rPr>
-          <w:rStyle w:val="NormalTok"/>
-        </w:rPr>
-        <w:t xml:space="preserve">(</w:t>
-      </w:r>
-      <w:r>
-        <w:br/>
-      </w:r>
-      <w:r>
-        <w:rPr>
-          <w:rStyle w:val="NormalTok"/>
-        </w:rPr>
-        <w:t xml:space="preserve">    </w:t>
-      </w:r>
-      <w:r>
-        <w:rPr>
-          <w:rStyle w:val="AttributeTok"/>
-        </w:rPr>
-        <w:t xml:space="preserve">n_series =</w:t>
-      </w:r>
-      <w:r>
-        <w:rPr>
-          <w:rStyle w:val="NormalTok"/>
-        </w:rPr>
-        <w:t xml:space="preserve"> </w:t>
-      </w:r>
-      <w:r>
-        <w:rPr>
-          <w:rStyle w:val="FunctionTok"/>
-        </w:rPr>
-        <w:t xml:space="preserve">length</w:t>
-      </w:r>
-      <w:r>
-        <w:rPr>
-          <w:rStyle w:val="NormalTok"/>
-        </w:rPr>
-        <w:t xml:space="preserve">(x),</w:t>
-      </w:r>
-      <w:r>
-        <w:br/>
-      </w:r>
-      <w:r>
-        <w:rPr>
-          <w:rStyle w:val="NormalTok"/>
-        </w:rPr>
-        <w:t xml:space="preserve">    </w:t>
-      </w:r>
-      <w:r>
-        <w:rPr>
-          <w:rStyle w:val="AttributeTok"/>
-        </w:rPr>
-        <w:t xml:space="preserve">dataset_type =</w:t>
-      </w:r>
-      <w:r>
-        <w:rPr>
-          <w:rStyle w:val="NormalTok"/>
-        </w:rPr>
-        <w:t xml:space="preserve"> dataset_type,</w:t>
-      </w:r>
-      <w:r>
-        <w:br/>
-      </w:r>
-      <w:r>
-        <w:rPr>
-          <w:rStyle w:val="NormalTok"/>
-        </w:rPr>
-        <w:t xml:space="preserve">    </w:t>
-      </w:r>
-      <w:r>
-        <w:rPr>
-          <w:rStyle w:val="AttributeTok"/>
-        </w:rPr>
-        <w:t xml:space="preserve">signal_cols =</w:t>
-      </w:r>
-      <w:r>
-        <w:rPr>
-          <w:rStyle w:val="NormalTok"/>
-        </w:rPr>
-        <w:t xml:space="preserve"> signal_cols,</w:t>
-      </w:r>
-      <w:r>
-        <w:br/>
-      </w:r>
-      <w:r>
-        <w:rPr>
-          <w:rStyle w:val="NormalTok"/>
-        </w:rPr>
-        <w:t xml:space="preserve">    </w:t>
-      </w:r>
-      <w:r>
-        <w:rPr>
-          <w:rStyle w:val="AttributeTok"/>
-        </w:rPr>
-        <w:t xml:space="preserve">plot_column =</w:t>
-      </w:r>
-      <w:r>
-        <w:rPr>
-          <w:rStyle w:val="NormalTok"/>
-        </w:rPr>
-        <w:t xml:space="preserve"> plot_column,</w:t>
-      </w:r>
-      <w:r>
-        <w:br/>
-      </w:r>
-      <w:r>
-        <w:rPr>
-          <w:rStyle w:val="NormalTok"/>
-        </w:rPr>
-        <w:t xml:space="preserve">    </w:t>
-      </w:r>
-      <w:r>
-        <w:rPr>
-          <w:rStyle w:val="AttributeTok"/>
-        </w:rPr>
-        <w:t xml:space="preserve">preview_size =</w:t>
-      </w:r>
-      <w:r>
-        <w:rPr>
-          <w:rStyle w:val="NormalTok"/>
-        </w:rPr>
-        <w:t xml:space="preserve"> </w:t>
-      </w:r>
-      <w:r>
-        <w:rPr>
-          <w:rStyle w:val="FunctionTok"/>
-        </w:rPr>
-        <w:t xml:space="preserve">min</w:t>
-      </w:r>
-      <w:r>
-        <w:rPr>
-          <w:rStyle w:val="NormalTok"/>
-        </w:rPr>
-        <w:t xml:space="preserve">(</w:t>
-      </w:r>
-      <w:r>
-        <w:rPr>
-          <w:rStyle w:val="DecValTok"/>
-        </w:rPr>
-        <w:t xml:space="preserve">1000</w:t>
-      </w:r>
-      <w:r>
-        <w:rPr>
-          <w:rStyle w:val="NormalTok"/>
-        </w:rPr>
-        <w:t xml:space="preserve">, </w:t>
-      </w:r>
-      <w:r>
-        <w:rPr>
-          <w:rStyle w:val="FunctionTok"/>
-        </w:rPr>
-        <w:t xml:space="preserve">nrow</w:t>
-      </w:r>
-      <w:r>
-        <w:rPr>
-          <w:rStyle w:val="NormalTok"/>
-        </w:rPr>
-        <w:t xml:space="preserve">(first_series)),</w:t>
-      </w:r>
-      <w:r>
-        <w:br/>
-      </w:r>
-      <w:r>
-        <w:rPr>
-          <w:rStyle w:val="NormalTok"/>
-        </w:rPr>
-        <w:t xml:space="preserve">    </w:t>
-      </w:r>
-      <w:r>
-        <w:rPr>
-          <w:rStyle w:val="AttributeTok"/>
-        </w:rPr>
-        <w:t xml:space="preserve">first_series =</w:t>
-      </w:r>
-      <w:r>
-        <w:rPr>
-          <w:rStyle w:val="NormalTok"/>
-        </w:rPr>
-        <w:t xml:space="preserve"> first_series</w:t>
-      </w:r>
-      <w:r>
-        <w:br/>
-      </w:r>
-      <w:r>
-        <w:rPr>
-          <w:rStyle w:val="NormalTok"/>
-        </w:rPr>
-        <w:t xml:space="preserve">  )</w:t>
-      </w:r>
-      <w:r>
-        <w:br/>
-      </w:r>
-      <w:r>
-        <w:rPr>
-          <w:rStyle w:val="NormalTok"/>
-        </w:rPr>
-        <w:t xml:space="preserve">}</w:t>
-      </w:r>
-      <w:r>
-        <w:br/>
-      </w:r>
-      <w:r>
-        <w:br/>
-      </w:r>
-      <w:r>
-        <w:rPr>
-          <w:rStyle w:val="NormalTok"/>
-        </w:rPr>
-        <w:t xml:space="preserve">show_dataset </w:t>
-      </w:r>
-      <w:r>
-        <w:rPr>
-          <w:rStyle w:val="OtherTok"/>
-        </w:rPr>
-        <w:t xml:space="preserve">&lt;-</w:t>
-      </w:r>
-      <w:r>
-        <w:rPr>
-          <w:rStyle w:val="NormalTok"/>
-        </w:rPr>
-        <w:t xml:space="preserve"> </w:t>
-      </w:r>
-      <w:r>
-        <w:rPr>
-          <w:rStyle w:val="ControlFlowTok"/>
-        </w:rPr>
-        <w:t xml:space="preserve">function</w:t>
-      </w:r>
-      <w:r>
-        <w:rPr>
-          <w:rStyle w:val="NormalTok"/>
-        </w:rPr>
-        <w:t xml:space="preserve">(x, name) {</w:t>
-      </w:r>
-      <w:r>
-        <w:br/>
-      </w:r>
-      <w:r>
-        <w:rPr>
-          <w:rStyle w:val="NormalTok"/>
-        </w:rPr>
-        <w:t xml:space="preserve">  info </w:t>
-      </w:r>
-      <w:r>
-        <w:rPr>
-          <w:rStyle w:val="OtherTok"/>
-        </w:rPr>
-        <w:t xml:space="preserve">&lt;-</w:t>
-      </w:r>
-      <w:r>
-        <w:rPr>
-          <w:rStyle w:val="NormalTok"/>
-        </w:rPr>
-        <w:t xml:space="preserve"> </w:t>
-      </w:r>
-      <w:r>
-        <w:rPr>
-          <w:rStyle w:val="FunctionTok"/>
-        </w:rPr>
-        <w:t xml:space="preserve">dataset_summary</w:t>
-      </w:r>
-      <w:r>
-        <w:rPr>
-          <w:rStyle w:val="NormalTok"/>
-        </w:rPr>
-        <w:t xml:space="preserve">(x)</w:t>
-      </w:r>
-      <w:r>
-        <w:br/>
-      </w:r>
-      <w:r>
-        <w:rPr>
-          <w:rStyle w:val="NormalTok"/>
-        </w:rPr>
-        <w:t xml:space="preserve">  </w:t>
-      </w:r>
-      <w:r>
-        <w:rPr>
-          <w:rStyle w:val="FunctionTok"/>
-        </w:rPr>
-        <w:t xml:space="preserve">cat</w:t>
-      </w:r>
-      <w:r>
-        <w:rPr>
-          <w:rStyle w:val="NormalTok"/>
-        </w:rPr>
-        <w:t xml:space="preserve">(</w:t>
-      </w:r>
-      <w:r>
-        <w:rPr>
-          <w:rStyle w:val="StringTok"/>
-        </w:rPr>
-        <w:t xml:space="preserve">"Dataset:"</w:t>
-      </w:r>
-      <w:r>
-        <w:rPr>
-          <w:rStyle w:val="NormalTok"/>
-        </w:rPr>
-        <w:t xml:space="preserve">, name, </w:t>
-      </w:r>
-      <w:r>
-        <w:rPr>
-          <w:rStyle w:val="StringTok"/>
-        </w:rPr>
-        <w:t xml:space="preserve">"</w:t>
-      </w:r>
-      <w:r>
-        <w:rPr>
-          <w:rStyle w:val="SpecialCharTok"/>
-        </w:rPr>
-        <w:t xml:space="preserve">\n</w:t>
-      </w:r>
-      <w:r>
-        <w:rPr>
-          <w:rStyle w:val="StringTok"/>
-        </w:rPr>
-        <w:t xml:space="preserve">"</w:t>
-      </w:r>
-      <w:r>
-        <w:rPr>
-          <w:rStyle w:val="NormalTok"/>
-        </w:rPr>
-        <w:t xml:space="preserve">)</w:t>
-      </w:r>
-      <w:r>
-        <w:br/>
-      </w:r>
-      <w:r>
-        <w:rPr>
-          <w:rStyle w:val="NormalTok"/>
-        </w:rPr>
-        <w:t xml:space="preserve">  </w:t>
-      </w:r>
-      <w:r>
-        <w:rPr>
-          <w:rStyle w:val="FunctionTok"/>
-        </w:rPr>
-        <w:t xml:space="preserve">cat</w:t>
-      </w:r>
-      <w:r>
-        <w:rPr>
-          <w:rStyle w:val="NormalTok"/>
-        </w:rPr>
-        <w:t xml:space="preserve">(</w:t>
-      </w:r>
-      <w:r>
-        <w:rPr>
-          <w:rStyle w:val="StringTok"/>
-        </w:rPr>
-        <w:t xml:space="preserve">"Number of series:"</w:t>
-      </w:r>
-      <w:r>
-        <w:rPr>
-          <w:rStyle w:val="NormalTok"/>
-        </w:rPr>
-        <w:t xml:space="preserve">, info</w:t>
-      </w:r>
-      <w:r>
-        <w:rPr>
-          <w:rStyle w:val="SpecialCharTok"/>
-        </w:rPr>
-        <w:t xml:space="preserve">$</w:t>
-      </w:r>
-      <w:r>
-        <w:rPr>
-          <w:rStyle w:val="NormalTok"/>
-        </w:rPr>
-        <w:t xml:space="preserve">n_series, </w:t>
-      </w:r>
-      <w:r>
-        <w:rPr>
-          <w:rStyle w:val="StringTok"/>
-        </w:rPr>
-        <w:t xml:space="preserve">"</w:t>
-      </w:r>
-      <w:r>
-        <w:rPr>
-          <w:rStyle w:val="SpecialCharTok"/>
-        </w:rPr>
-        <w:t xml:space="preserve">\n</w:t>
-      </w:r>
-      <w:r>
-        <w:rPr>
-          <w:rStyle w:val="StringTok"/>
-        </w:rPr>
-        <w:t xml:space="preserve">"</w:t>
-      </w:r>
-      <w:r>
-        <w:rPr>
-          <w:rStyle w:val="NormalTok"/>
-        </w:rPr>
-        <w:t xml:space="preserve">)</w:t>
-      </w:r>
-      <w:r>
-        <w:br/>
-      </w:r>
-      <w:r>
-        <w:rPr>
-          <w:rStyle w:val="NormalTok"/>
-        </w:rPr>
-        <w:t xml:space="preserve">  </w:t>
-      </w:r>
-      <w:r>
-        <w:rPr>
-          <w:rStyle w:val="FunctionTok"/>
-        </w:rPr>
-        <w:t xml:space="preserve">cat</w:t>
-      </w:r>
-      <w:r>
-        <w:rPr>
-          <w:rStyle w:val="NormalTok"/>
-        </w:rPr>
-        <w:t xml:space="preserve">(</w:t>
-      </w:r>
-      <w:r>
-        <w:rPr>
-          <w:rStyle w:val="StringTok"/>
-        </w:rPr>
-        <w:t xml:space="preserve">"Dataset type:"</w:t>
-      </w:r>
-      <w:r>
-        <w:rPr>
-          <w:rStyle w:val="NormalTok"/>
-        </w:rPr>
-        <w:t xml:space="preserve">, info</w:t>
-      </w:r>
-      <w:r>
-        <w:rPr>
-          <w:rStyle w:val="SpecialCharTok"/>
-        </w:rPr>
-        <w:t xml:space="preserve">$</w:t>
-      </w:r>
-      <w:r>
-        <w:rPr>
-          <w:rStyle w:val="NormalTok"/>
-        </w:rPr>
-        <w:t xml:space="preserve">dataset_type, </w:t>
-      </w:r>
-      <w:r>
-        <w:rPr>
-          <w:rStyle w:val="StringTok"/>
-        </w:rPr>
-        <w:t xml:space="preserve">"</w:t>
-      </w:r>
-      <w:r>
-        <w:rPr>
-          <w:rStyle w:val="SpecialCharTok"/>
-        </w:rPr>
-        <w:t xml:space="preserve">\n</w:t>
-      </w:r>
-      <w:r>
-        <w:rPr>
-          <w:rStyle w:val="StringTok"/>
-        </w:rPr>
-        <w:t xml:space="preserve">"</w:t>
-      </w:r>
-      <w:r>
-        <w:rPr>
-          <w:rStyle w:val="NormalTok"/>
-        </w:rPr>
-        <w:t xml:space="preserve">)</w:t>
-      </w:r>
-      <w:r>
-        <w:br/>
-      </w:r>
-      <w:r>
-        <w:rPr>
-          <w:rStyle w:val="NormalTok"/>
-        </w:rPr>
-        <w:t xml:space="preserve">  </w:t>
-      </w:r>
-      <w:r>
-        <w:rPr>
-          <w:rStyle w:val="FunctionTok"/>
-        </w:rPr>
-        <w:t xml:space="preserve">cat</w:t>
-      </w:r>
-      <w:r>
-        <w:rPr>
-          <w:rStyle w:val="NormalTok"/>
-        </w:rPr>
-        <w:t xml:space="preserve">(</w:t>
-      </w:r>
-      <w:r>
-        <w:rPr>
-          <w:rStyle w:val="StringTok"/>
-        </w:rPr>
-        <w:t xml:space="preserve">"Signals in the first series:"</w:t>
-      </w:r>
-      <w:r>
-        <w:rPr>
-          <w:rStyle w:val="NormalTok"/>
-        </w:rPr>
-        <w:t xml:space="preserve">, </w:t>
-      </w:r>
-      <w:r>
-        <w:rPr>
-          <w:rStyle w:val="FunctionTok"/>
-        </w:rPr>
-        <w:t xml:space="preserve">paste</w:t>
-      </w:r>
-      <w:r>
-        <w:rPr>
-          <w:rStyle w:val="NormalTok"/>
-        </w:rPr>
-        <w:t xml:space="preserve">(info</w:t>
-      </w:r>
-      <w:r>
-        <w:rPr>
-          <w:rStyle w:val="SpecialCharTok"/>
-        </w:rPr>
-        <w:t xml:space="preserve">$</w:t>
-      </w:r>
-      <w:r>
-        <w:rPr>
-          <w:rStyle w:val="NormalTok"/>
-        </w:rPr>
-        <w:t xml:space="preserve">signal_cols, </w:t>
-      </w:r>
-      <w:r>
-        <w:rPr>
-          <w:rStyle w:val="AttributeTok"/>
-        </w:rPr>
-        <w:t xml:space="preserve">collapse =</w:t>
-      </w:r>
-      <w:r>
-        <w:rPr>
-          <w:rStyle w:val="NormalTok"/>
-        </w:rPr>
-        <w:t xml:space="preserve"> </w:t>
-      </w:r>
-      <w:r>
-        <w:rPr>
-          <w:rStyle w:val="StringTok"/>
-        </w:rPr>
-        <w:t xml:space="preserve">", "</w:t>
-      </w:r>
-      <w:r>
-        <w:rPr>
-          <w:rStyle w:val="NormalTok"/>
-        </w:rPr>
-        <w:t xml:space="preserve">), </w:t>
-      </w:r>
-      <w:r>
-        <w:rPr>
-          <w:rStyle w:val="StringTok"/>
-        </w:rPr>
-        <w:t xml:space="preserve">"</w:t>
-      </w:r>
-      <w:r>
-        <w:rPr>
-          <w:rStyle w:val="SpecialCharTok"/>
-        </w:rPr>
-        <w:t xml:space="preserve">\n</w:t>
-      </w:r>
-      <w:r>
-        <w:rPr>
-          <w:rStyle w:val="StringTok"/>
-        </w:rPr>
-        <w:t xml:space="preserve">"</w:t>
-      </w:r>
-      <w:r>
-        <w:rPr>
-          <w:rStyle w:val="NormalTok"/>
-        </w:rPr>
-        <w:t xml:space="preserve">)</w:t>
-      </w:r>
-      <w:r>
-        <w:br/>
-      </w:r>
-      <w:r>
-        <w:rPr>
-          <w:rStyle w:val="NormalTok"/>
-        </w:rPr>
-        <w:t xml:space="preserve">  </w:t>
-      </w:r>
-      <w:r>
-        <w:rPr>
-          <w:rStyle w:val="FunctionTok"/>
-        </w:rPr>
-        <w:t xml:space="preserve">cat</w:t>
-      </w:r>
-      <w:r>
-        <w:rPr>
-          <w:rStyle w:val="NormalTok"/>
-        </w:rPr>
-        <w:t xml:space="preserve">(</w:t>
-      </w:r>
-      <w:r>
-        <w:rPr>
-          <w:rStyle w:val="StringTok"/>
-        </w:rPr>
-        <w:t xml:space="preserve">"Column plotted with har_plot():"</w:t>
-      </w:r>
-      <w:r>
-        <w:rPr>
-          <w:rStyle w:val="NormalTok"/>
-        </w:rPr>
-        <w:t xml:space="preserve">, info</w:t>
-      </w:r>
-      <w:r>
-        <w:rPr>
-          <w:rStyle w:val="SpecialCharTok"/>
-        </w:rPr>
-        <w:t xml:space="preserve">$</w:t>
-      </w:r>
-      <w:r>
-        <w:rPr>
-          <w:rStyle w:val="NormalTok"/>
-        </w:rPr>
-        <w:t xml:space="preserve">plot_column, </w:t>
-      </w:r>
-      <w:r>
-        <w:rPr>
-          <w:rStyle w:val="StringTok"/>
-        </w:rPr>
-        <w:t xml:space="preserve">"</w:t>
-      </w:r>
-      <w:r>
-        <w:rPr>
-          <w:rStyle w:val="SpecialCharTok"/>
-        </w:rPr>
-        <w:t xml:space="preserve">\n</w:t>
-      </w:r>
-      <w:r>
-        <w:rPr>
-          <w:rStyle w:val="StringTok"/>
-        </w:rPr>
-        <w:t xml:space="preserve">"</w:t>
-      </w:r>
-      <w:r>
-        <w:rPr>
-          <w:rStyle w:val="NormalTok"/>
-        </w:rPr>
-        <w:t xml:space="preserve">)</w:t>
-      </w:r>
-      <w:r>
-        <w:br/>
-      </w:r>
-      <w:r>
-        <w:rPr>
-          <w:rStyle w:val="NormalTok"/>
-        </w:rPr>
-        <w:t xml:space="preserve">  </w:t>
-      </w:r>
-      <w:r>
-        <w:rPr>
-          <w:rStyle w:val="FunctionTok"/>
-        </w:rPr>
-        <w:t xml:space="preserve">cat</w:t>
-      </w:r>
-      <w:r>
-        <w:rPr>
-          <w:rStyle w:val="NormalTok"/>
-        </w:rPr>
-        <w:t xml:space="preserve">(</w:t>
-      </w:r>
-      <w:r>
-        <w:rPr>
-          <w:rStyle w:val="StringTok"/>
-        </w:rPr>
-        <w:t xml:space="preserve">"Plot preview length:"</w:t>
-      </w:r>
-      <w:r>
-        <w:rPr>
-          <w:rStyle w:val="NormalTok"/>
-        </w:rPr>
-        <w:t xml:space="preserve">, info</w:t>
-      </w:r>
-      <w:r>
-        <w:rPr>
-          <w:rStyle w:val="SpecialCharTok"/>
-        </w:rPr>
-        <w:t xml:space="preserve">$</w:t>
-      </w:r>
-      <w:r>
-        <w:rPr>
-          <w:rStyle w:val="NormalTok"/>
-        </w:rPr>
-        <w:t xml:space="preserve">preview_size, </w:t>
-      </w:r>
-      <w:r>
-        <w:rPr>
-          <w:rStyle w:val="StringTok"/>
-        </w:rPr>
-        <w:t xml:space="preserve">"observations</w:t>
-      </w:r>
-      <w:r>
-        <w:rPr>
-          <w:rStyle w:val="SpecialCharTok"/>
-        </w:rPr>
-        <w:t xml:space="preserve">\n</w:t>
-      </w:r>
-      <w:r>
-        <w:rPr>
-          <w:rStyle w:val="StringTok"/>
-        </w:rPr>
-        <w:t xml:space="preserve">"</w:t>
-      </w:r>
-      <w:r>
-        <w:rPr>
-          <w:rStyle w:val="NormalTok"/>
-        </w:rPr>
-        <w:t xml:space="preserve">)</w:t>
-      </w:r>
-      <w:r>
-        <w:br/>
-      </w:r>
-      <w:r>
-        <w:rPr>
-          <w:rStyle w:val="NormalTok"/>
-        </w:rPr>
-        <w:t xml:space="preserve">  </w:t>
-      </w:r>
-      <w:r>
-        <w:rPr>
-          <w:rStyle w:val="FunctionTok"/>
-        </w:rPr>
-        <w:t xml:space="preserve">invisible</w:t>
-      </w:r>
-      <w:r>
-        <w:rPr>
-          <w:rStyle w:val="NormalTok"/>
-        </w:rPr>
-        <w:t xml:space="preserve">(info)</w:t>
-      </w:r>
-      <w:r>
-        <w:br/>
-      </w:r>
-      <w:r>
-        <w:rPr>
-          <w:rStyle w:val="NormalTok"/>
-        </w:rPr>
-        <w:t xml:space="preserve">}</w:t>
-      </w:r>
-      <w:r>
-        <w:br/>
-      </w:r>
-      <w:r>
-        <w:br/>
-      </w:r>
-      <w:r>
-        <w:rPr>
-          <w:rStyle w:val="NormalTok"/>
-        </w:rPr>
-        <w:t xml:space="preserve">plot_dataset_preview </w:t>
-      </w:r>
-      <w:r>
-        <w:rPr>
-          <w:rStyle w:val="OtherTok"/>
-        </w:rPr>
-        <w:t xml:space="preserve">&lt;-</w:t>
-      </w:r>
-      <w:r>
-        <w:rPr>
-          <w:rStyle w:val="NormalTok"/>
-        </w:rPr>
-        <w:t xml:space="preserve"> </w:t>
-      </w:r>
-      <w:r>
-        <w:rPr>
-          <w:rStyle w:val="ControlFlowTok"/>
-        </w:rPr>
-        <w:t xml:space="preserve">function</w:t>
-      </w:r>
-      <w:r>
-        <w:rPr>
-          <w:rStyle w:val="NormalTok"/>
-        </w:rPr>
-        <w:t xml:space="preserve">(info) {</w:t>
-      </w:r>
-      <w:r>
-        <w:br/>
-      </w:r>
-      <w:r>
-        <w:rPr>
-          <w:rStyle w:val="NormalTok"/>
-        </w:rPr>
-        <w:t xml:space="preserve">  preview </w:t>
-      </w:r>
-      <w:r>
-        <w:rPr>
-          <w:rStyle w:val="OtherTok"/>
-        </w:rPr>
-        <w:t xml:space="preserve">&lt;-</w:t>
-      </w:r>
-      <w:r>
-        <w:rPr>
-          <w:rStyle w:val="NormalTok"/>
-        </w:rPr>
-        <w:t xml:space="preserve"> info</w:t>
-      </w:r>
-      <w:r>
-        <w:rPr>
-          <w:rStyle w:val="SpecialCharTok"/>
-        </w:rPr>
-        <w:t xml:space="preserve">$</w:t>
-      </w:r>
-      <w:r>
-        <w:rPr>
-          <w:rStyle w:val="NormalTok"/>
-        </w:rPr>
-        <w:t xml:space="preserve">first_series[</w:t>
-      </w:r>
-      <w:r>
-        <w:rPr>
-          <w:rStyle w:val="FunctionTok"/>
-        </w:rPr>
-        <w:t xml:space="preserve">seq_len</w:t>
-      </w:r>
-      <w:r>
-        <w:rPr>
-          <w:rStyle w:val="NormalTok"/>
-        </w:rPr>
-        <w:t xml:space="preserve">(info</w:t>
-      </w:r>
-      <w:r>
-        <w:rPr>
-          <w:rStyle w:val="SpecialCharTok"/>
-        </w:rPr>
-        <w:t xml:space="preserve">$</w:t>
-      </w:r>
-      <w:r>
-        <w:rPr>
-          <w:rStyle w:val="NormalTok"/>
-        </w:rPr>
-        <w:t xml:space="preserve">preview_size), , drop </w:t>
-      </w:r>
-      <w:r>
-        <w:rPr>
-          <w:rStyle w:val="OtherTok"/>
-        </w:rPr>
-        <w:t xml:space="preserve">=</w:t>
-      </w:r>
-      <w:r>
-        <w:rPr>
-          <w:rStyle w:val="NormalTok"/>
-        </w:rPr>
-        <w:t xml:space="preserve"> </w:t>
-      </w:r>
-      <w:r>
-        <w:rPr>
-          <w:rStyle w:val="ConstantTok"/>
-        </w:rPr>
-        <w:t xml:space="preserve">FALSE</w:t>
-      </w:r>
-      <w:r>
-        <w:rPr>
-          <w:rStyle w:val="NormalTok"/>
-        </w:rPr>
-        <w:t xml:space="preserve">]</w:t>
-      </w:r>
-      <w:r>
-        <w:br/>
-      </w:r>
-      <w:r>
-        <w:rPr>
-          <w:rStyle w:val="NormalTok"/>
-        </w:rPr>
-        <w:t xml:space="preserve">  </w:t>
-      </w:r>
-      <w:r>
-        <w:rPr>
-          <w:rStyle w:val="FunctionTok"/>
-        </w:rPr>
-        <w:t xml:space="preserve">har_plot</w:t>
-      </w:r>
-      <w:r>
-        <w:rPr>
-          <w:rStyle w:val="NormalTok"/>
-        </w:rPr>
-        <w:t xml:space="preserve">(</w:t>
-      </w:r>
-      <w:r>
-        <w:br/>
-      </w:r>
-      <w:r>
-        <w:rPr>
-          <w:rStyle w:val="NormalTok"/>
-        </w:rPr>
-        <w:t xml:space="preserve">    </w:t>
-      </w:r>
-      <w:r>
-        <w:rPr>
-          <w:rStyle w:val="FunctionTok"/>
-        </w:rPr>
-        <w:t xml:space="preserve">harbinger</w:t>
-      </w:r>
-      <w:r>
-        <w:rPr>
-          <w:rStyle w:val="NormalTok"/>
-        </w:rPr>
-        <w:t xml:space="preserve">(),</w:t>
-      </w:r>
-      <w:r>
-        <w:br/>
-      </w:r>
-      <w:r>
-        <w:rPr>
-          <w:rStyle w:val="NormalTok"/>
-        </w:rPr>
-        <w:t xml:space="preserve">    preview[[info</w:t>
-      </w:r>
-      <w:r>
-        <w:rPr>
-          <w:rStyle w:val="SpecialCharTok"/>
-        </w:rPr>
-        <w:t xml:space="preserve">$</w:t>
-      </w:r>
-      <w:r>
-        <w:rPr>
-          <w:rStyle w:val="NormalTok"/>
-        </w:rPr>
-        <w:t xml:space="preserve">plot_column]],</w:t>
-      </w:r>
-      <w:r>
-        <w:br/>
-      </w:r>
-      <w:r>
-        <w:rPr>
-          <w:rStyle w:val="NormalTok"/>
-        </w:rPr>
-        <w:t xml:space="preserve">    </w:t>
-      </w:r>
-      <w:r>
-        <w:rPr>
-          <w:rStyle w:val="AttributeTok"/>
-        </w:rPr>
-        <w:t xml:space="preserve">event =</w:t>
-      </w:r>
-      <w:r>
-        <w:rPr>
-          <w:rStyle w:val="NormalTok"/>
-        </w:rPr>
-        <w:t xml:space="preserve"> preview</w:t>
-      </w:r>
-      <w:r>
-        <w:rPr>
-          <w:rStyle w:val="SpecialCharTok"/>
-        </w:rPr>
-        <w:t xml:space="preserve">$</w:t>
-      </w:r>
-      <w:r>
-        <w:rPr>
-          <w:rStyle w:val="NormalTok"/>
-        </w:rPr>
-        <w:t xml:space="preserve">event</w:t>
-      </w:r>
-      <w:r>
-        <w:br/>
-      </w:r>
-      <w:r>
-        <w:rPr>
-          <w:rStyle w:val="NormalTok"/>
-        </w:rPr>
-        <w:t xml:space="preserve">  )</w:t>
-      </w:r>
-      <w:r>
-        <w:br/>
-      </w:r>
-      <w:r>
-        <w:rPr>
-          <w:rStyle w:val="NormalTok"/>
-        </w:rPr>
-        <w:t xml:space="preserve">}</w:t>
-      </w:r>
-    </w:p>
-    <w:bookmarkEnd w:id="24"/>
-    <w:bookmarkStart w:id="28" w:name="oil_3w_type_1"/>
-    <w:p>
-      <w:pPr>
-        <w:pStyle w:val="Heading3"/>
-      </w:pPr>
-      <w:r>
-        <w:t xml:space="preserve">oil_3w_Type_1</w:t>
-      </w:r>
-    </w:p>
-    <w:p>
-      <w:pPr>
-        <w:pStyle w:val="FirstParagraph"/>
-      </w:pPr>
-      <w:r>
-        <w:t xml:space="preserve">In this subsection, we load the relevant data object, confirm its structure, and prepare a concise preview so the reader can understand what kind of signal will be explored.</w:t>
+        <w:t xml:space="preserve">This subsection previews oil_3w_Type_1 with the same summary routine defined above. The goal is to understand what kind of signal, dimensionality, and labeling this specific collection brings to the benchmark before any method is chosen.</w:t>
       </w:r>
     </w:p>
     <w:p>
@@ -1859,18 +1801,18 @@
           <wp:inline>
             <wp:extent cx="4620126" cy="3696101"/>
             <wp:effectExtent b="0" l="0" r="0" t="0"/>
-            <wp:docPr descr="" title="" id="26" name="Picture"/>
+            <wp:docPr descr="" title="" id="25" name="Picture"/>
             <a:graphic>
               <a:graphicData uri="http://schemas.openxmlformats.org/drawingml/2006/picture">
                 <pic:pic>
                   <pic:nvPicPr>
-                    <pic:cNvPr descr="/home/gpca/harbinger/examples/data/doc/05-domain-oil_3w_files/figure-docx/unnamed-chunk-3-1.png" id="27" name="Picture"/>
+                    <pic:cNvPr descr="/home/gpca/harbinger/examples/data/doc/05-domain-oil_3w_files/figure-docx/unnamed-chunk-3-1.png" id="26" name="Picture"/>
                     <pic:cNvPicPr>
                       <a:picLocks noChangeArrowheads="1" noChangeAspect="1"/>
                     </pic:cNvPicPr>
                   </pic:nvPicPr>
                   <pic:blipFill>
-                    <a:blip r:embed="rId25"/>
+                    <a:blip r:embed="rId24"/>
                     <a:stretch>
                       <a:fillRect/>
                     </a:stretch>
@@ -1897,8 +1839,18 @@
         </w:drawing>
       </w:r>
     </w:p>
+    <w:bookmarkEnd w:id="27"/>
+    <w:bookmarkStart w:id="28" w:name="oil_3w_type_2"/>
+    <w:p>
+      <w:pPr>
+        <w:pStyle w:val="Heading3"/>
+      </w:pPr>
+      <w:r>
+        <w:t xml:space="preserve">oil_3w_Type_2</w:t>
+      </w:r>
+    </w:p>
     <w:bookmarkEnd w:id="28"/>
-    <w:bookmarkStart w:id="32" w:name="oil_3w_type_2"/>
+    <w:bookmarkStart w:id="32" w:name="oil_3w_type_2-1"/>
     <w:p>
       <w:pPr>
         <w:pStyle w:val="Heading3"/>
@@ -1912,7 +1864,7 @@
         <w:pStyle w:val="FirstParagraph"/>
       </w:pPr>
       <w:r>
-        <w:t xml:space="preserve">In this subsection, we load the relevant data object, confirm its structure, and prepare a concise preview so the reader can understand what kind of signal will be explored.</w:t>
+        <w:t xml:space="preserve">This subsection previews oil_3w_Type_2 with the same summary routine defined above. The goal is to understand what kind of signal, dimensionality, and labeling this specific collection brings to the benchmark before any method is chosen.</w:t>
       </w:r>
     </w:p>
     <w:p>
@@ -2131,7 +2083,7 @@
       </w:r>
     </w:p>
     <w:bookmarkEnd w:id="32"/>
-    <w:bookmarkStart w:id="36" w:name="oil_3w_type_4"/>
+    <w:bookmarkStart w:id="33" w:name="oil_3w_type_4"/>
     <w:p>
       <w:pPr>
         <w:pStyle w:val="Heading3"/>
@@ -2140,12 +2092,22 @@
         <w:t xml:space="preserve">oil_3w_Type_4</w:t>
       </w:r>
     </w:p>
+    <w:bookmarkEnd w:id="33"/>
+    <w:bookmarkStart w:id="37" w:name="oil_3w_type_4-1"/>
+    <w:p>
+      <w:pPr>
+        <w:pStyle w:val="Heading3"/>
+      </w:pPr>
+      <w:r>
+        <w:t xml:space="preserve">oil_3w_Type_4</w:t>
+      </w:r>
+    </w:p>
     <w:p>
       <w:pPr>
         <w:pStyle w:val="FirstParagraph"/>
       </w:pPr>
       <w:r>
-        <w:t xml:space="preserve">In this subsection, we load the relevant data object, confirm its structure, and prepare a concise preview so the reader can understand what kind of signal will be explored.</w:t>
+        <w:t xml:space="preserve">This subsection previews oil_3w_Type_4 with the same summary routine defined above. The goal is to understand what kind of signal, dimensionality, and labeling this specific collection brings to the benchmark before any method is chosen.</w:t>
       </w:r>
     </w:p>
     <w:p>
@@ -2325,18 +2287,18 @@
           <wp:inline>
             <wp:extent cx="4620126" cy="3696101"/>
             <wp:effectExtent b="0" l="0" r="0" t="0"/>
-            <wp:docPr descr="" title="" id="34" name="Picture"/>
+            <wp:docPr descr="" title="" id="35" name="Picture"/>
             <a:graphic>
               <a:graphicData uri="http://schemas.openxmlformats.org/drawingml/2006/picture">
                 <pic:pic>
                   <pic:nvPicPr>
-                    <pic:cNvPr descr="/home/gpca/harbinger/examples/data/doc/05-domain-oil_3w_files/figure-docx/unnamed-chunk-7-1.png" id="35" name="Picture"/>
+                    <pic:cNvPr descr="/home/gpca/harbinger/examples/data/doc/05-domain-oil_3w_files/figure-docx/unnamed-chunk-7-1.png" id="36" name="Picture"/>
                     <pic:cNvPicPr>
                       <a:picLocks noChangeArrowheads="1" noChangeAspect="1"/>
                     </pic:cNvPicPr>
                   </pic:nvPicPr>
                   <pic:blipFill>
-                    <a:blip r:embed="rId33"/>
+                    <a:blip r:embed="rId34"/>
                     <a:stretch>
                       <a:fillRect/>
                     </a:stretch>
@@ -2363,8 +2325,8 @@
         </w:drawing>
       </w:r>
     </w:p>
-    <w:bookmarkEnd w:id="36"/>
-    <w:bookmarkStart w:id="40" w:name="oil_3w_type_5"/>
+    <w:bookmarkEnd w:id="37"/>
+    <w:bookmarkStart w:id="38" w:name="oil_3w_type_5"/>
     <w:p>
       <w:pPr>
         <w:pStyle w:val="Heading3"/>
@@ -2373,12 +2335,22 @@
         <w:t xml:space="preserve">oil_3w_Type_5</w:t>
       </w:r>
     </w:p>
+    <w:bookmarkEnd w:id="38"/>
+    <w:bookmarkStart w:id="42" w:name="oil_3w_type_5-1"/>
+    <w:p>
+      <w:pPr>
+        <w:pStyle w:val="Heading3"/>
+      </w:pPr>
+      <w:r>
+        <w:t xml:space="preserve">oil_3w_Type_5</w:t>
+      </w:r>
+    </w:p>
     <w:p>
       <w:pPr>
         <w:pStyle w:val="FirstParagraph"/>
       </w:pPr>
       <w:r>
-        <w:t xml:space="preserve">In this subsection, we load the relevant data object, confirm its structure, and prepare a concise preview so the reader can understand what kind of signal will be explored.</w:t>
+        <w:t xml:space="preserve">This subsection previews oil_3w_Type_5 with the same summary routine defined above. The goal is to understand what kind of signal, dimensionality, and labeling this specific collection brings to the benchmark before any method is chosen.</w:t>
       </w:r>
     </w:p>
     <w:p>
@@ -2558,18 +2530,18 @@
           <wp:inline>
             <wp:extent cx="4620126" cy="3696101"/>
             <wp:effectExtent b="0" l="0" r="0" t="0"/>
-            <wp:docPr descr="" title="" id="38" name="Picture"/>
+            <wp:docPr descr="" title="" id="40" name="Picture"/>
             <a:graphic>
               <a:graphicData uri="http://schemas.openxmlformats.org/drawingml/2006/picture">
                 <pic:pic>
                   <pic:nvPicPr>
-                    <pic:cNvPr descr="/home/gpca/harbinger/examples/data/doc/05-domain-oil_3w_files/figure-docx/unnamed-chunk-9-1.png" id="39" name="Picture"/>
+                    <pic:cNvPr descr="/home/gpca/harbinger/examples/data/doc/05-domain-oil_3w_files/figure-docx/unnamed-chunk-9-1.png" id="41" name="Picture"/>
                     <pic:cNvPicPr>
                       <a:picLocks noChangeArrowheads="1" noChangeAspect="1"/>
                     </pic:cNvPicPr>
                   </pic:nvPicPr>
                   <pic:blipFill>
-                    <a:blip r:embed="rId37"/>
+                    <a:blip r:embed="rId39"/>
                     <a:stretch>
                       <a:fillRect/>
                     </a:stretch>
@@ -2596,8 +2568,8 @@
         </w:drawing>
       </w:r>
     </w:p>
-    <w:bookmarkEnd w:id="40"/>
-    <w:bookmarkStart w:id="44" w:name="oil_3w_type_6"/>
+    <w:bookmarkEnd w:id="42"/>
+    <w:bookmarkStart w:id="43" w:name="oil_3w_type_6"/>
     <w:p>
       <w:pPr>
         <w:pStyle w:val="Heading3"/>
@@ -2606,12 +2578,22 @@
         <w:t xml:space="preserve">oil_3w_Type_6</w:t>
       </w:r>
     </w:p>
+    <w:bookmarkEnd w:id="43"/>
+    <w:bookmarkStart w:id="47" w:name="oil_3w_type_6-1"/>
+    <w:p>
+      <w:pPr>
+        <w:pStyle w:val="Heading3"/>
+      </w:pPr>
+      <w:r>
+        <w:t xml:space="preserve">oil_3w_Type_6</w:t>
+      </w:r>
+    </w:p>
     <w:p>
       <w:pPr>
         <w:pStyle w:val="FirstParagraph"/>
       </w:pPr>
       <w:r>
-        <w:t xml:space="preserve">In this subsection, we load the relevant data object, confirm its structure, and prepare a concise preview so the reader can understand what kind of signal will be explored.</w:t>
+        <w:t xml:space="preserve">This subsection previews oil_3w_Type_6 with the same summary routine defined above. The goal is to understand what kind of signal, dimensionality, and labeling this specific collection brings to the benchmark before any method is chosen.</w:t>
       </w:r>
     </w:p>
     <w:p>
@@ -2791,18 +2773,18 @@
           <wp:inline>
             <wp:extent cx="4620126" cy="3696101"/>
             <wp:effectExtent b="0" l="0" r="0" t="0"/>
-            <wp:docPr descr="" title="" id="42" name="Picture"/>
+            <wp:docPr descr="" title="" id="45" name="Picture"/>
             <a:graphic>
               <a:graphicData uri="http://schemas.openxmlformats.org/drawingml/2006/picture">
                 <pic:pic>
                   <pic:nvPicPr>
-                    <pic:cNvPr descr="/home/gpca/harbinger/examples/data/doc/05-domain-oil_3w_files/figure-docx/unnamed-chunk-11-1.png" id="43" name="Picture"/>
+                    <pic:cNvPr descr="/home/gpca/harbinger/examples/data/doc/05-domain-oil_3w_files/figure-docx/unnamed-chunk-11-1.png" id="46" name="Picture"/>
                     <pic:cNvPicPr>
                       <a:picLocks noChangeArrowheads="1" noChangeAspect="1"/>
                     </pic:cNvPicPr>
                   </pic:nvPicPr>
                   <pic:blipFill>
-                    <a:blip r:embed="rId41"/>
+                    <a:blip r:embed="rId44"/>
                     <a:stretch>
                       <a:fillRect/>
                     </a:stretch>
@@ -2829,7 +2811,7 @@
         </w:drawing>
       </w:r>
     </w:p>
-    <w:bookmarkEnd w:id="44"/>
+    <w:bookmarkEnd w:id="47"/>
     <w:bookmarkStart w:id="48" w:name="oil_3w_type_7"/>
     <w:p>
       <w:pPr>
@@ -2839,12 +2821,22 @@
         <w:t xml:space="preserve">oil_3w_Type_7</w:t>
       </w:r>
     </w:p>
+    <w:bookmarkEnd w:id="48"/>
+    <w:bookmarkStart w:id="52" w:name="oil_3w_type_7-1"/>
+    <w:p>
+      <w:pPr>
+        <w:pStyle w:val="Heading3"/>
+      </w:pPr>
+      <w:r>
+        <w:t xml:space="preserve">oil_3w_Type_7</w:t>
+      </w:r>
+    </w:p>
     <w:p>
       <w:pPr>
         <w:pStyle w:val="FirstParagraph"/>
       </w:pPr>
       <w:r>
-        <w:t xml:space="preserve">In this subsection, we load the relevant data object, confirm its structure, and prepare a concise preview so the reader can understand what kind of signal will be explored.</w:t>
+        <w:t xml:space="preserve">This subsection previews oil_3w_Type_7 with the same summary routine defined above. The goal is to understand what kind of signal, dimensionality, and labeling this specific collection brings to the benchmark before any method is chosen.</w:t>
       </w:r>
     </w:p>
     <w:p>
@@ -3013,239 +3005,6 @@
           <w:rStyle w:val="NormalTok"/>
         </w:rPr>
         <w:t xml:space="preserve">(oil_type_7_info)</w:t>
-      </w:r>
-    </w:p>
-    <w:p>
-      <w:pPr>
-        <w:pStyle w:val="FirstParagraph"/>
-      </w:pPr>
-      <w:r>
-        <w:drawing>
-          <wp:inline>
-            <wp:extent cx="4620126" cy="3696101"/>
-            <wp:effectExtent b="0" l="0" r="0" t="0"/>
-            <wp:docPr descr="" title="" id="46" name="Picture"/>
-            <a:graphic>
-              <a:graphicData uri="http://schemas.openxmlformats.org/drawingml/2006/picture">
-                <pic:pic>
-                  <pic:nvPicPr>
-                    <pic:cNvPr descr="/home/gpca/harbinger/examples/data/doc/05-domain-oil_3w_files/figure-docx/unnamed-chunk-13-1.png" id="47" name="Picture"/>
-                    <pic:cNvPicPr>
-                      <a:picLocks noChangeArrowheads="1" noChangeAspect="1"/>
-                    </pic:cNvPicPr>
-                  </pic:nvPicPr>
-                  <pic:blipFill>
-                    <a:blip r:embed="rId45"/>
-                    <a:stretch>
-                      <a:fillRect/>
-                    </a:stretch>
-                  </pic:blipFill>
-                  <pic:spPr bwMode="auto">
-                    <a:xfrm>
-                      <a:off x="0" y="0"/>
-                      <a:ext cx="4620126" cy="3696101"/>
-                    </a:xfrm>
-                    <a:prstGeom prst="rect">
-                      <a:avLst/>
-                    </a:prstGeom>
-                    <a:noFill/>
-                    <a:ln w="9525">
-                      <a:noFill/>
-                      <a:headEnd/>
-                      <a:tailEnd/>
-                    </a:ln>
-                  </pic:spPr>
-                </pic:pic>
-              </a:graphicData>
-            </a:graphic>
-          </wp:inline>
-        </w:drawing>
-      </w:r>
-    </w:p>
-    <w:bookmarkEnd w:id="48"/>
-    <w:bookmarkStart w:id="52" w:name="oil_3w_type_8"/>
-    <w:p>
-      <w:pPr>
-        <w:pStyle w:val="Heading3"/>
-      </w:pPr>
-      <w:r>
-        <w:t xml:space="preserve">oil_3w_Type_8</w:t>
-      </w:r>
-    </w:p>
-    <w:p>
-      <w:pPr>
-        <w:pStyle w:val="FirstParagraph"/>
-      </w:pPr>
-      <w:r>
-        <w:t xml:space="preserve">In this subsection, we load the relevant data object, confirm its structure, and prepare a concise preview so the reader can understand what kind of signal will be explored.</w:t>
-      </w:r>
-    </w:p>
-    <w:p>
-      <w:pPr>
-        <w:pStyle w:val="SourceCode"/>
-      </w:pPr>
-      <w:r>
-        <w:rPr>
-          <w:rStyle w:val="FunctionTok"/>
-        </w:rPr>
-        <w:t xml:space="preserve">data</w:t>
-      </w:r>
-      <w:r>
-        <w:rPr>
-          <w:rStyle w:val="NormalTok"/>
-        </w:rPr>
-        <w:t xml:space="preserve">(oil_3w_Type_8)</w:t>
-      </w:r>
-      <w:r>
-        <w:br/>
-      </w:r>
-      <w:r>
-        <w:rPr>
-          <w:rStyle w:val="NormalTok"/>
-        </w:rPr>
-        <w:t xml:space="preserve">oil_3w_Type_8 </w:t>
-      </w:r>
-      <w:r>
-        <w:rPr>
-          <w:rStyle w:val="OtherTok"/>
-        </w:rPr>
-        <w:t xml:space="preserve">&lt;-</w:t>
-      </w:r>
-      <w:r>
-        <w:rPr>
-          <w:rStyle w:val="NormalTok"/>
-        </w:rPr>
-        <w:t xml:space="preserve"> </w:t>
-      </w:r>
-      <w:r>
-        <w:rPr>
-          <w:rStyle w:val="FunctionTok"/>
-        </w:rPr>
-        <w:t xml:space="preserve">loadfulldata</w:t>
-      </w:r>
-      <w:r>
-        <w:rPr>
-          <w:rStyle w:val="NormalTok"/>
-        </w:rPr>
-        <w:t xml:space="preserve">(oil_3w_Type_8)</w:t>
-      </w:r>
-      <w:r>
-        <w:br/>
-      </w:r>
-      <w:r>
-        <w:rPr>
-          <w:rStyle w:val="NormalTok"/>
-        </w:rPr>
-        <w:t xml:space="preserve">oil_type_8_info </w:t>
-      </w:r>
-      <w:r>
-        <w:rPr>
-          <w:rStyle w:val="OtherTok"/>
-        </w:rPr>
-        <w:t xml:space="preserve">&lt;-</w:t>
-      </w:r>
-      <w:r>
-        <w:rPr>
-          <w:rStyle w:val="NormalTok"/>
-        </w:rPr>
-        <w:t xml:space="preserve"> </w:t>
-      </w:r>
-      <w:r>
-        <w:rPr>
-          <w:rStyle w:val="FunctionTok"/>
-        </w:rPr>
-        <w:t xml:space="preserve">show_dataset</w:t>
-      </w:r>
-      <w:r>
-        <w:rPr>
-          <w:rStyle w:val="NormalTok"/>
-        </w:rPr>
-        <w:t xml:space="preserve">(oil_3w_Type_8, </w:t>
-      </w:r>
-      <w:r>
-        <w:rPr>
-          <w:rStyle w:val="StringTok"/>
-        </w:rPr>
-        <w:t xml:space="preserve">"oil_3w_Type_8"</w:t>
-      </w:r>
-      <w:r>
-        <w:rPr>
-          <w:rStyle w:val="NormalTok"/>
-        </w:rPr>
-        <w:t xml:space="preserve">)</w:t>
-      </w:r>
-    </w:p>
-    <w:p>
-      <w:pPr>
-        <w:pStyle w:val="SourceCode"/>
-      </w:pPr>
-      <w:r>
-        <w:rPr>
-          <w:rStyle w:val="VerbatimChar"/>
-        </w:rPr>
-        <w:t xml:space="preserve">## Dataset: oil_3w_Type_8 </w:t>
-      </w:r>
-      <w:r>
-        <w:br/>
-      </w:r>
-      <w:r>
-        <w:rPr>
-          <w:rStyle w:val="VerbatimChar"/>
-        </w:rPr>
-        <w:t xml:space="preserve">## Number of series: 3 </w:t>
-      </w:r>
-      <w:r>
-        <w:br/>
-      </w:r>
-      <w:r>
-        <w:rPr>
-          <w:rStyle w:val="VerbatimChar"/>
-        </w:rPr>
-        <w:t xml:space="preserve">## Dataset type: multivariate </w:t>
-      </w:r>
-      <w:r>
-        <w:br/>
-      </w:r>
-      <w:r>
-        <w:rPr>
-          <w:rStyle w:val="VerbatimChar"/>
-        </w:rPr>
-        <w:t xml:space="preserve">## Signals in the first series: p_pdg, p_tpt, t_tpt, p_mon_ckp, p_jus_ckgl, qgl </w:t>
-      </w:r>
-      <w:r>
-        <w:br/>
-      </w:r>
-      <w:r>
-        <w:rPr>
-          <w:rStyle w:val="VerbatimChar"/>
-        </w:rPr>
-        <w:t xml:space="preserve">## Column plotted with har_plot(): p_pdg </w:t>
-      </w:r>
-      <w:r>
-        <w:br/>
-      </w:r>
-      <w:r>
-        <w:rPr>
-          <w:rStyle w:val="VerbatimChar"/>
-        </w:rPr>
-        <w:t xml:space="preserve">## Plot preview length: 1000 observations</w:t>
-      </w:r>
-    </w:p>
-    <w:p>
-      <w:pPr>
-        <w:pStyle w:val="SourceCode"/>
-      </w:pPr>
-      <w:r>
-        <w:rPr>
-          <w:rStyle w:val="FunctionTok"/>
-        </w:rPr>
-        <w:t xml:space="preserve">plot_dataset_preview</w:t>
-      </w:r>
-      <w:r>
-        <w:rPr>
-          <w:rStyle w:val="NormalTok"/>
-        </w:rPr>
-        <w:t xml:space="preserve">(oil_type_8_info)</w:t>
       </w:r>
     </w:p>
     <w:p>
@@ -3262,7 +3021,7 @@
               <a:graphicData uri="http://schemas.openxmlformats.org/drawingml/2006/picture">
                 <pic:pic>
                   <pic:nvPicPr>
-                    <pic:cNvPr descr="/home/gpca/harbinger/examples/data/doc/05-domain-oil_3w_files/figure-docx/unnamed-chunk-15-1.png" id="51" name="Picture"/>
+                    <pic:cNvPr descr="/home/gpca/harbinger/examples/data/doc/05-domain-oil_3w_files/figure-docx/unnamed-chunk-13-1.png" id="51" name="Picture"/>
                     <pic:cNvPicPr>
                       <a:picLocks noChangeArrowheads="1" noChangeAspect="1"/>
                     </pic:cNvPicPr>
@@ -3296,8 +3055,251 @@
       </w:r>
     </w:p>
     <w:bookmarkEnd w:id="52"/>
+    <w:bookmarkStart w:id="53" w:name="oil_3w_type_8"/>
+    <w:p>
+      <w:pPr>
+        <w:pStyle w:val="Heading3"/>
+      </w:pPr>
+      <w:r>
+        <w:t xml:space="preserve">oil_3w_Type_8</w:t>
+      </w:r>
+    </w:p>
     <w:bookmarkEnd w:id="53"/>
-    <w:bookmarkStart w:id="55" w:name="references"/>
+    <w:bookmarkStart w:id="57" w:name="oil_3w_type_8-1"/>
+    <w:p>
+      <w:pPr>
+        <w:pStyle w:val="Heading3"/>
+      </w:pPr>
+      <w:r>
+        <w:t xml:space="preserve">oil_3w_Type_8</w:t>
+      </w:r>
+    </w:p>
+    <w:p>
+      <w:pPr>
+        <w:pStyle w:val="FirstParagraph"/>
+      </w:pPr>
+      <w:r>
+        <w:t xml:space="preserve">This subsection previews oil_3w_Type_8 with the same summary routine defined above. The goal is to understand what kind of signal, dimensionality, and labeling this specific collection brings to the benchmark before any method is chosen.</w:t>
+      </w:r>
+    </w:p>
+    <w:p>
+      <w:pPr>
+        <w:pStyle w:val="SourceCode"/>
+      </w:pPr>
+      <w:r>
+        <w:rPr>
+          <w:rStyle w:val="FunctionTok"/>
+        </w:rPr>
+        <w:t xml:space="preserve">data</w:t>
+      </w:r>
+      <w:r>
+        <w:rPr>
+          <w:rStyle w:val="NormalTok"/>
+        </w:rPr>
+        <w:t xml:space="preserve">(oil_3w_Type_8)</w:t>
+      </w:r>
+      <w:r>
+        <w:br/>
+      </w:r>
+      <w:r>
+        <w:rPr>
+          <w:rStyle w:val="NormalTok"/>
+        </w:rPr>
+        <w:t xml:space="preserve">oil_3w_Type_8 </w:t>
+      </w:r>
+      <w:r>
+        <w:rPr>
+          <w:rStyle w:val="OtherTok"/>
+        </w:rPr>
+        <w:t xml:space="preserve">&lt;-</w:t>
+      </w:r>
+      <w:r>
+        <w:rPr>
+          <w:rStyle w:val="NormalTok"/>
+        </w:rPr>
+        <w:t xml:space="preserve"> </w:t>
+      </w:r>
+      <w:r>
+        <w:rPr>
+          <w:rStyle w:val="FunctionTok"/>
+        </w:rPr>
+        <w:t xml:space="preserve">loadfulldata</w:t>
+      </w:r>
+      <w:r>
+        <w:rPr>
+          <w:rStyle w:val="NormalTok"/>
+        </w:rPr>
+        <w:t xml:space="preserve">(oil_3w_Type_8)</w:t>
+      </w:r>
+      <w:r>
+        <w:br/>
+      </w:r>
+      <w:r>
+        <w:rPr>
+          <w:rStyle w:val="NormalTok"/>
+        </w:rPr>
+        <w:t xml:space="preserve">oil_type_8_info </w:t>
+      </w:r>
+      <w:r>
+        <w:rPr>
+          <w:rStyle w:val="OtherTok"/>
+        </w:rPr>
+        <w:t xml:space="preserve">&lt;-</w:t>
+      </w:r>
+      <w:r>
+        <w:rPr>
+          <w:rStyle w:val="NormalTok"/>
+        </w:rPr>
+        <w:t xml:space="preserve"> </w:t>
+      </w:r>
+      <w:r>
+        <w:rPr>
+          <w:rStyle w:val="FunctionTok"/>
+        </w:rPr>
+        <w:t xml:space="preserve">show_dataset</w:t>
+      </w:r>
+      <w:r>
+        <w:rPr>
+          <w:rStyle w:val="NormalTok"/>
+        </w:rPr>
+        <w:t xml:space="preserve">(oil_3w_Type_8, </w:t>
+      </w:r>
+      <w:r>
+        <w:rPr>
+          <w:rStyle w:val="StringTok"/>
+        </w:rPr>
+        <w:t xml:space="preserve">"oil_3w_Type_8"</w:t>
+      </w:r>
+      <w:r>
+        <w:rPr>
+          <w:rStyle w:val="NormalTok"/>
+        </w:rPr>
+        <w:t xml:space="preserve">)</w:t>
+      </w:r>
+    </w:p>
+    <w:p>
+      <w:pPr>
+        <w:pStyle w:val="SourceCode"/>
+      </w:pPr>
+      <w:r>
+        <w:rPr>
+          <w:rStyle w:val="VerbatimChar"/>
+        </w:rPr>
+        <w:t xml:space="preserve">## Dataset: oil_3w_Type_8 </w:t>
+      </w:r>
+      <w:r>
+        <w:br/>
+      </w:r>
+      <w:r>
+        <w:rPr>
+          <w:rStyle w:val="VerbatimChar"/>
+        </w:rPr>
+        <w:t xml:space="preserve">## Number of series: 3 </w:t>
+      </w:r>
+      <w:r>
+        <w:br/>
+      </w:r>
+      <w:r>
+        <w:rPr>
+          <w:rStyle w:val="VerbatimChar"/>
+        </w:rPr>
+        <w:t xml:space="preserve">## Dataset type: multivariate </w:t>
+      </w:r>
+      <w:r>
+        <w:br/>
+      </w:r>
+      <w:r>
+        <w:rPr>
+          <w:rStyle w:val="VerbatimChar"/>
+        </w:rPr>
+        <w:t xml:space="preserve">## Signals in the first series: p_pdg, p_tpt, t_tpt, p_mon_ckp, p_jus_ckgl, qgl </w:t>
+      </w:r>
+      <w:r>
+        <w:br/>
+      </w:r>
+      <w:r>
+        <w:rPr>
+          <w:rStyle w:val="VerbatimChar"/>
+        </w:rPr>
+        <w:t xml:space="preserve">## Column plotted with har_plot(): p_pdg </w:t>
+      </w:r>
+      <w:r>
+        <w:br/>
+      </w:r>
+      <w:r>
+        <w:rPr>
+          <w:rStyle w:val="VerbatimChar"/>
+        </w:rPr>
+        <w:t xml:space="preserve">## Plot preview length: 1000 observations</w:t>
+      </w:r>
+    </w:p>
+    <w:p>
+      <w:pPr>
+        <w:pStyle w:val="SourceCode"/>
+      </w:pPr>
+      <w:r>
+        <w:rPr>
+          <w:rStyle w:val="FunctionTok"/>
+        </w:rPr>
+        <w:t xml:space="preserve">plot_dataset_preview</w:t>
+      </w:r>
+      <w:r>
+        <w:rPr>
+          <w:rStyle w:val="NormalTok"/>
+        </w:rPr>
+        <w:t xml:space="preserve">(oil_type_8_info)</w:t>
+      </w:r>
+    </w:p>
+    <w:p>
+      <w:pPr>
+        <w:pStyle w:val="FirstParagraph"/>
+      </w:pPr>
+      <w:r>
+        <w:drawing>
+          <wp:inline>
+            <wp:extent cx="4620126" cy="3696101"/>
+            <wp:effectExtent b="0" l="0" r="0" t="0"/>
+            <wp:docPr descr="" title="" id="55" name="Picture"/>
+            <a:graphic>
+              <a:graphicData uri="http://schemas.openxmlformats.org/drawingml/2006/picture">
+                <pic:pic>
+                  <pic:nvPicPr>
+                    <pic:cNvPr descr="/home/gpca/harbinger/examples/data/doc/05-domain-oil_3w_files/figure-docx/unnamed-chunk-15-1.png" id="56" name="Picture"/>
+                    <pic:cNvPicPr>
+                      <a:picLocks noChangeArrowheads="1" noChangeAspect="1"/>
+                    </pic:cNvPicPr>
+                  </pic:nvPicPr>
+                  <pic:blipFill>
+                    <a:blip r:embed="rId54"/>
+                    <a:stretch>
+                      <a:fillRect/>
+                    </a:stretch>
+                  </pic:blipFill>
+                  <pic:spPr bwMode="auto">
+                    <a:xfrm>
+                      <a:off x="0" y="0"/>
+                      <a:ext cx="4620126" cy="3696101"/>
+                    </a:xfrm>
+                    <a:prstGeom prst="rect">
+                      <a:avLst/>
+                    </a:prstGeom>
+                    <a:noFill/>
+                    <a:ln w="9525">
+                      <a:noFill/>
+                      <a:headEnd/>
+                      <a:tailEnd/>
+                    </a:ln>
+                  </pic:spPr>
+                </pic:pic>
+              </a:graphicData>
+            </a:graphic>
+          </wp:inline>
+        </w:drawing>
+      </w:r>
+    </w:p>
+    <w:bookmarkEnd w:id="57"/>
+    <w:bookmarkEnd w:id="58"/>
+    <w:bookmarkStart w:id="60" w:name="references"/>
     <w:p>
       <w:pPr>
         <w:pStyle w:val="Heading2"/>
@@ -3332,7 +3334,7 @@
       <w:r>
         <w:t xml:space="preserve"> </w:t>
       </w:r>
-      <w:hyperlink r:id="rId54">
+      <w:hyperlink r:id="rId59">
         <w:r>
           <w:rPr>
             <w:rStyle w:val="Hyperlink"/>
@@ -3341,7 +3343,7 @@
         </w:r>
       </w:hyperlink>
     </w:p>
-    <w:bookmarkEnd w:id="55"/>
+    <w:bookmarkEnd w:id="60"/>
     <w:sectPr>
       <w:footnotePr>
         <w:numRestart w:val="eachSect"/>

--- a/examples/data/doc/05-domain-oil_3w.docx
+++ b/examples/data/doc/05-domain-oil_3w.docx
@@ -62,7 +62,7 @@
       </w:r>
     </w:p>
     <w:bookmarkEnd w:id="21"/>
-    <w:bookmarkStart w:id="58" w:name="what-you-will-do"/>
+    <w:bookmarkStart w:id="51" w:name="what-you-will-do"/>
     <w:p>
       <w:pPr>
         <w:pStyle w:val="Heading2"/>
@@ -119,21 +119,13 @@
         <w:t xml:space="preserve">plot a short preview of the first sensor column together with its labels</w:t>
       </w:r>
     </w:p>
-    <w:bookmarkStart w:id="22" w:name="define-the-support-structures"/>
+    <w:bookmarkStart w:id="22" w:name="helper-functions"/>
     <w:p>
       <w:pPr>
         <w:pStyle w:val="Heading3"/>
       </w:pPr>
       <w:r>
-        <w:t xml:space="preserve">Define the Support Structures</w:t>
-      </w:r>
-    </w:p>
-    <w:p>
-      <w:pPr>
-        <w:pStyle w:val="FirstParagraph"/>
-      </w:pPr>
-      <w:r>
-        <w:t xml:space="preserve">The helper code below standardizes how each collection is counted, typed, and previewed. In a dataset notebook this is not scaffolding for its own sake; it is the mechanism that makes different collections comparable before any detector is discussed.</w:t>
+        <w:t xml:space="preserve">Helper Functions</w:t>
       </w:r>
     </w:p>
     <w:p>
@@ -1597,31 +1589,13 @@
       </w:r>
     </w:p>
     <w:bookmarkEnd w:id="22"/>
-    <w:bookmarkStart w:id="23" w:name="oil_3w_type_1"/>
+    <w:bookmarkStart w:id="26" w:name="oil_3w_type_1"/>
     <w:p>
       <w:pPr>
         <w:pStyle w:val="Heading3"/>
       </w:pPr>
       <w:r>
         <w:t xml:space="preserve">oil_3w_Type_1</w:t>
-      </w:r>
-    </w:p>
-    <w:bookmarkEnd w:id="23"/>
-    <w:bookmarkStart w:id="27" w:name="oil_3w_type_1-1"/>
-    <w:p>
-      <w:pPr>
-        <w:pStyle w:val="Heading3"/>
-      </w:pPr>
-      <w:r>
-        <w:t xml:space="preserve">oil_3w_Type_1</w:t>
-      </w:r>
-    </w:p>
-    <w:p>
-      <w:pPr>
-        <w:pStyle w:val="FirstParagraph"/>
-      </w:pPr>
-      <w:r>
-        <w:t xml:space="preserve">This subsection previews oil_3w_Type_1 with the same summary routine defined above. The goal is to understand what kind of signal, dimensionality, and labeling this specific collection brings to the benchmark before any method is chosen.</w:t>
       </w:r>
     </w:p>
     <w:p>
@@ -1801,18 +1775,18 @@
           <wp:inline>
             <wp:extent cx="4620126" cy="3696101"/>
             <wp:effectExtent b="0" l="0" r="0" t="0"/>
-            <wp:docPr descr="" title="" id="25" name="Picture"/>
+            <wp:docPr descr="" title="" id="24" name="Picture"/>
             <a:graphic>
               <a:graphicData uri="http://schemas.openxmlformats.org/drawingml/2006/picture">
                 <pic:pic>
                   <pic:nvPicPr>
-                    <pic:cNvPr descr="/home/gpca/harbinger/examples/data/doc/05-domain-oil_3w_files/figure-docx/unnamed-chunk-3-1.png" id="26" name="Picture"/>
+                    <pic:cNvPr descr="/home/gpca/harbinger/examples/data/doc/05-domain-oil_3w_files/figure-docx/unnamed-chunk-3-1.png" id="25" name="Picture"/>
                     <pic:cNvPicPr>
                       <a:picLocks noChangeArrowheads="1" noChangeAspect="1"/>
                     </pic:cNvPicPr>
                   </pic:nvPicPr>
                   <pic:blipFill>
-                    <a:blip r:embed="rId24"/>
+                    <a:blip r:embed="rId23"/>
                     <a:stretch>
                       <a:fillRect/>
                     </a:stretch>
@@ -1839,32 +1813,14 @@
         </w:drawing>
       </w:r>
     </w:p>
-    <w:bookmarkEnd w:id="27"/>
-    <w:bookmarkStart w:id="28" w:name="oil_3w_type_2"/>
+    <w:bookmarkEnd w:id="26"/>
+    <w:bookmarkStart w:id="30" w:name="oil_3w_type_2"/>
     <w:p>
       <w:pPr>
         <w:pStyle w:val="Heading3"/>
       </w:pPr>
       <w:r>
         <w:t xml:space="preserve">oil_3w_Type_2</w:t>
-      </w:r>
-    </w:p>
-    <w:bookmarkEnd w:id="28"/>
-    <w:bookmarkStart w:id="32" w:name="oil_3w_type_2-1"/>
-    <w:p>
-      <w:pPr>
-        <w:pStyle w:val="Heading3"/>
-      </w:pPr>
-      <w:r>
-        <w:t xml:space="preserve">oil_3w_Type_2</w:t>
-      </w:r>
-    </w:p>
-    <w:p>
-      <w:pPr>
-        <w:pStyle w:val="FirstParagraph"/>
-      </w:pPr>
-      <w:r>
-        <w:t xml:space="preserve">This subsection previews oil_3w_Type_2 with the same summary routine defined above. The goal is to understand what kind of signal, dimensionality, and labeling this specific collection brings to the benchmark before any method is chosen.</w:t>
       </w:r>
     </w:p>
     <w:p>
@@ -2044,18 +2000,18 @@
           <wp:inline>
             <wp:extent cx="4620126" cy="3696101"/>
             <wp:effectExtent b="0" l="0" r="0" t="0"/>
-            <wp:docPr descr="" title="" id="30" name="Picture"/>
+            <wp:docPr descr="" title="" id="28" name="Picture"/>
             <a:graphic>
               <a:graphicData uri="http://schemas.openxmlformats.org/drawingml/2006/picture">
                 <pic:pic>
                   <pic:nvPicPr>
-                    <pic:cNvPr descr="/home/gpca/harbinger/examples/data/doc/05-domain-oil_3w_files/figure-docx/unnamed-chunk-5-1.png" id="31" name="Picture"/>
+                    <pic:cNvPr descr="/home/gpca/harbinger/examples/data/doc/05-domain-oil_3w_files/figure-docx/unnamed-chunk-5-1.png" id="29" name="Picture"/>
                     <pic:cNvPicPr>
                       <a:picLocks noChangeArrowheads="1" noChangeAspect="1"/>
                     </pic:cNvPicPr>
                   </pic:nvPicPr>
                   <pic:blipFill>
-                    <a:blip r:embed="rId29"/>
+                    <a:blip r:embed="rId27"/>
                     <a:stretch>
                       <a:fillRect/>
                     </a:stretch>
@@ -2082,32 +2038,14 @@
         </w:drawing>
       </w:r>
     </w:p>
-    <w:bookmarkEnd w:id="32"/>
-    <w:bookmarkStart w:id="33" w:name="oil_3w_type_4"/>
+    <w:bookmarkEnd w:id="30"/>
+    <w:bookmarkStart w:id="34" w:name="oil_3w_type_4"/>
     <w:p>
       <w:pPr>
         <w:pStyle w:val="Heading3"/>
       </w:pPr>
       <w:r>
         <w:t xml:space="preserve">oil_3w_Type_4</w:t>
-      </w:r>
-    </w:p>
-    <w:bookmarkEnd w:id="33"/>
-    <w:bookmarkStart w:id="37" w:name="oil_3w_type_4-1"/>
-    <w:p>
-      <w:pPr>
-        <w:pStyle w:val="Heading3"/>
-      </w:pPr>
-      <w:r>
-        <w:t xml:space="preserve">oil_3w_Type_4</w:t>
-      </w:r>
-    </w:p>
-    <w:p>
-      <w:pPr>
-        <w:pStyle w:val="FirstParagraph"/>
-      </w:pPr>
-      <w:r>
-        <w:t xml:space="preserve">This subsection previews oil_3w_Type_4 with the same summary routine defined above. The goal is to understand what kind of signal, dimensionality, and labeling this specific collection brings to the benchmark before any method is chosen.</w:t>
       </w:r>
     </w:p>
     <w:p>
@@ -2287,18 +2225,18 @@
           <wp:inline>
             <wp:extent cx="4620126" cy="3696101"/>
             <wp:effectExtent b="0" l="0" r="0" t="0"/>
-            <wp:docPr descr="" title="" id="35" name="Picture"/>
+            <wp:docPr descr="" title="" id="32" name="Picture"/>
             <a:graphic>
               <a:graphicData uri="http://schemas.openxmlformats.org/drawingml/2006/picture">
                 <pic:pic>
                   <pic:nvPicPr>
-                    <pic:cNvPr descr="/home/gpca/harbinger/examples/data/doc/05-domain-oil_3w_files/figure-docx/unnamed-chunk-7-1.png" id="36" name="Picture"/>
+                    <pic:cNvPr descr="/home/gpca/harbinger/examples/data/doc/05-domain-oil_3w_files/figure-docx/unnamed-chunk-7-1.png" id="33" name="Picture"/>
                     <pic:cNvPicPr>
                       <a:picLocks noChangeArrowheads="1" noChangeAspect="1"/>
                     </pic:cNvPicPr>
                   </pic:nvPicPr>
                   <pic:blipFill>
-                    <a:blip r:embed="rId34"/>
+                    <a:blip r:embed="rId31"/>
                     <a:stretch>
                       <a:fillRect/>
                     </a:stretch>
@@ -2325,7 +2263,7 @@
         </w:drawing>
       </w:r>
     </w:p>
-    <w:bookmarkEnd w:id="37"/>
+    <w:bookmarkEnd w:id="34"/>
     <w:bookmarkStart w:id="38" w:name="oil_3w_type_5"/>
     <w:p>
       <w:pPr>
@@ -2335,22 +2273,229 @@
         <w:t xml:space="preserve">oil_3w_Type_5</w:t>
       </w:r>
     </w:p>
+    <w:p>
+      <w:pPr>
+        <w:pStyle w:val="SourceCode"/>
+      </w:pPr>
+      <w:r>
+        <w:rPr>
+          <w:rStyle w:val="FunctionTok"/>
+        </w:rPr>
+        <w:t xml:space="preserve">data</w:t>
+      </w:r>
+      <w:r>
+        <w:rPr>
+          <w:rStyle w:val="NormalTok"/>
+        </w:rPr>
+        <w:t xml:space="preserve">(oil_3w_Type_5)</w:t>
+      </w:r>
+      <w:r>
+        <w:br/>
+      </w:r>
+      <w:r>
+        <w:rPr>
+          <w:rStyle w:val="NormalTok"/>
+        </w:rPr>
+        <w:t xml:space="preserve">oil_3w_Type_5 </w:t>
+      </w:r>
+      <w:r>
+        <w:rPr>
+          <w:rStyle w:val="OtherTok"/>
+        </w:rPr>
+        <w:t xml:space="preserve">&lt;-</w:t>
+      </w:r>
+      <w:r>
+        <w:rPr>
+          <w:rStyle w:val="NormalTok"/>
+        </w:rPr>
+        <w:t xml:space="preserve"> </w:t>
+      </w:r>
+      <w:r>
+        <w:rPr>
+          <w:rStyle w:val="FunctionTok"/>
+        </w:rPr>
+        <w:t xml:space="preserve">loadfulldata</w:t>
+      </w:r>
+      <w:r>
+        <w:rPr>
+          <w:rStyle w:val="NormalTok"/>
+        </w:rPr>
+        <w:t xml:space="preserve">(oil_3w_Type_5)</w:t>
+      </w:r>
+      <w:r>
+        <w:br/>
+      </w:r>
+      <w:r>
+        <w:rPr>
+          <w:rStyle w:val="NormalTok"/>
+        </w:rPr>
+        <w:t xml:space="preserve">oil_type_5_info </w:t>
+      </w:r>
+      <w:r>
+        <w:rPr>
+          <w:rStyle w:val="OtherTok"/>
+        </w:rPr>
+        <w:t xml:space="preserve">&lt;-</w:t>
+      </w:r>
+      <w:r>
+        <w:rPr>
+          <w:rStyle w:val="NormalTok"/>
+        </w:rPr>
+        <w:t xml:space="preserve"> </w:t>
+      </w:r>
+      <w:r>
+        <w:rPr>
+          <w:rStyle w:val="FunctionTok"/>
+        </w:rPr>
+        <w:t xml:space="preserve">show_dataset</w:t>
+      </w:r>
+      <w:r>
+        <w:rPr>
+          <w:rStyle w:val="NormalTok"/>
+        </w:rPr>
+        <w:t xml:space="preserve">(oil_3w_Type_5, </w:t>
+      </w:r>
+      <w:r>
+        <w:rPr>
+          <w:rStyle w:val="StringTok"/>
+        </w:rPr>
+        <w:t xml:space="preserve">"oil_3w_Type_5"</w:t>
+      </w:r>
+      <w:r>
+        <w:rPr>
+          <w:rStyle w:val="NormalTok"/>
+        </w:rPr>
+        <w:t xml:space="preserve">)</w:t>
+      </w:r>
+    </w:p>
+    <w:p>
+      <w:pPr>
+        <w:pStyle w:val="SourceCode"/>
+      </w:pPr>
+      <w:r>
+        <w:rPr>
+          <w:rStyle w:val="VerbatimChar"/>
+        </w:rPr>
+        <w:t xml:space="preserve">## Dataset: oil_3w_Type_5 </w:t>
+      </w:r>
+      <w:r>
+        <w:br/>
+      </w:r>
+      <w:r>
+        <w:rPr>
+          <w:rStyle w:val="VerbatimChar"/>
+        </w:rPr>
+        <w:t xml:space="preserve">## Number of series: 12 </w:t>
+      </w:r>
+      <w:r>
+        <w:br/>
+      </w:r>
+      <w:r>
+        <w:rPr>
+          <w:rStyle w:val="VerbatimChar"/>
+        </w:rPr>
+        <w:t xml:space="preserve">## Dataset type: multivariate </w:t>
+      </w:r>
+      <w:r>
+        <w:br/>
+      </w:r>
+      <w:r>
+        <w:rPr>
+          <w:rStyle w:val="VerbatimChar"/>
+        </w:rPr>
+        <w:t xml:space="preserve">## Signals in the first series: p_pdg, p_tpt, t_tpt, p_mon_ckp, t_jus_ckp, p_jus_ckgl, qgl </w:t>
+      </w:r>
+      <w:r>
+        <w:br/>
+      </w:r>
+      <w:r>
+        <w:rPr>
+          <w:rStyle w:val="VerbatimChar"/>
+        </w:rPr>
+        <w:t xml:space="preserve">## Column plotted with har_plot(): p_pdg </w:t>
+      </w:r>
+      <w:r>
+        <w:br/>
+      </w:r>
+      <w:r>
+        <w:rPr>
+          <w:rStyle w:val="VerbatimChar"/>
+        </w:rPr>
+        <w:t xml:space="preserve">## Plot preview length: 1000 observations</w:t>
+      </w:r>
+    </w:p>
+    <w:p>
+      <w:pPr>
+        <w:pStyle w:val="SourceCode"/>
+      </w:pPr>
+      <w:r>
+        <w:rPr>
+          <w:rStyle w:val="FunctionTok"/>
+        </w:rPr>
+        <w:t xml:space="preserve">plot_dataset_preview</w:t>
+      </w:r>
+      <w:r>
+        <w:rPr>
+          <w:rStyle w:val="NormalTok"/>
+        </w:rPr>
+        <w:t xml:space="preserve">(oil_type_5_info)</w:t>
+      </w:r>
+    </w:p>
+    <w:p>
+      <w:pPr>
+        <w:pStyle w:val="FirstParagraph"/>
+      </w:pPr>
+      <w:r>
+        <w:drawing>
+          <wp:inline>
+            <wp:extent cx="4620126" cy="3696101"/>
+            <wp:effectExtent b="0" l="0" r="0" t="0"/>
+            <wp:docPr descr="" title="" id="36" name="Picture"/>
+            <a:graphic>
+              <a:graphicData uri="http://schemas.openxmlformats.org/drawingml/2006/picture">
+                <pic:pic>
+                  <pic:nvPicPr>
+                    <pic:cNvPr descr="/home/gpca/harbinger/examples/data/doc/05-domain-oil_3w_files/figure-docx/unnamed-chunk-9-1.png" id="37" name="Picture"/>
+                    <pic:cNvPicPr>
+                      <a:picLocks noChangeArrowheads="1" noChangeAspect="1"/>
+                    </pic:cNvPicPr>
+                  </pic:nvPicPr>
+                  <pic:blipFill>
+                    <a:blip r:embed="rId35"/>
+                    <a:stretch>
+                      <a:fillRect/>
+                    </a:stretch>
+                  </pic:blipFill>
+                  <pic:spPr bwMode="auto">
+                    <a:xfrm>
+                      <a:off x="0" y="0"/>
+                      <a:ext cx="4620126" cy="3696101"/>
+                    </a:xfrm>
+                    <a:prstGeom prst="rect">
+                      <a:avLst/>
+                    </a:prstGeom>
+                    <a:noFill/>
+                    <a:ln w="9525">
+                      <a:noFill/>
+                      <a:headEnd/>
+                      <a:tailEnd/>
+                    </a:ln>
+                  </pic:spPr>
+                </pic:pic>
+              </a:graphicData>
+            </a:graphic>
+          </wp:inline>
+        </w:drawing>
+      </w:r>
+    </w:p>
     <w:bookmarkEnd w:id="38"/>
-    <w:bookmarkStart w:id="42" w:name="oil_3w_type_5-1"/>
+    <w:bookmarkStart w:id="42" w:name="oil_3w_type_6"/>
     <w:p>
       <w:pPr>
         <w:pStyle w:val="Heading3"/>
       </w:pPr>
       <w:r>
-        <w:t xml:space="preserve">oil_3w_Type_5</w:t>
-      </w:r>
-    </w:p>
-    <w:p>
-      <w:pPr>
-        <w:pStyle w:val="FirstParagraph"/>
-      </w:pPr>
-      <w:r>
-        <w:t xml:space="preserve">This subsection previews oil_3w_Type_5 with the same summary routine defined above. The goal is to understand what kind of signal, dimensionality, and labeling this specific collection brings to the benchmark before any method is chosen.</w:t>
+        <w:t xml:space="preserve">oil_3w_Type_6</w:t>
       </w:r>
     </w:p>
     <w:p>
@@ -2367,16 +2512,16 @@
         <w:rPr>
           <w:rStyle w:val="NormalTok"/>
         </w:rPr>
-        <w:t xml:space="preserve">(oil_3w_Type_5)</w:t>
-      </w:r>
-      <w:r>
-        <w:br/>
-      </w:r>
-      <w:r>
-        <w:rPr>
-          <w:rStyle w:val="NormalTok"/>
-        </w:rPr>
-        <w:t xml:space="preserve">oil_3w_Type_5 </w:t>
+        <w:t xml:space="preserve">(oil_3w_Type_6)</w:t>
+      </w:r>
+      <w:r>
+        <w:br/>
+      </w:r>
+      <w:r>
+        <w:rPr>
+          <w:rStyle w:val="NormalTok"/>
+        </w:rPr>
+        <w:t xml:space="preserve">oil_3w_Type_6 </w:t>
       </w:r>
       <w:r>
         <w:rPr>
@@ -2400,16 +2545,16 @@
         <w:rPr>
           <w:rStyle w:val="NormalTok"/>
         </w:rPr>
-        <w:t xml:space="preserve">(oil_3w_Type_5)</w:t>
-      </w:r>
-      <w:r>
-        <w:br/>
-      </w:r>
-      <w:r>
-        <w:rPr>
-          <w:rStyle w:val="NormalTok"/>
-        </w:rPr>
-        <w:t xml:space="preserve">oil_type_5_info </w:t>
+        <w:t xml:space="preserve">(oil_3w_Type_6)</w:t>
+      </w:r>
+      <w:r>
+        <w:br/>
+      </w:r>
+      <w:r>
+        <w:rPr>
+          <w:rStyle w:val="NormalTok"/>
+        </w:rPr>
+        <w:t xml:space="preserve">oil_type_6_info </w:t>
       </w:r>
       <w:r>
         <w:rPr>
@@ -2433,13 +2578,13 @@
         <w:rPr>
           <w:rStyle w:val="NormalTok"/>
         </w:rPr>
-        <w:t xml:space="preserve">(oil_3w_Type_5, </w:t>
+        <w:t xml:space="preserve">(oil_3w_Type_6, </w:t>
       </w:r>
       <w:r>
         <w:rPr>
           <w:rStyle w:val="StringTok"/>
         </w:rPr>
-        <w:t xml:space="preserve">"oil_3w_Type_5"</w:t>
+        <w:t xml:space="preserve">"oil_3w_Type_6"</w:t>
       </w:r>
       <w:r>
         <w:rPr>
@@ -2456,7 +2601,7 @@
         <w:rPr>
           <w:rStyle w:val="VerbatimChar"/>
         </w:rPr>
-        <w:t xml:space="preserve">## Dataset: oil_3w_Type_5 </w:t>
+        <w:t xml:space="preserve">## Dataset: oil_3w_Type_6 </w:t>
       </w:r>
       <w:r>
         <w:br/>
@@ -2465,7 +2610,7 @@
         <w:rPr>
           <w:rStyle w:val="VerbatimChar"/>
         </w:rPr>
-        <w:t xml:space="preserve">## Number of series: 12 </w:t>
+        <w:t xml:space="preserve">## Number of series: 6 </w:t>
       </w:r>
       <w:r>
         <w:br/>
@@ -2483,7 +2628,7 @@
         <w:rPr>
           <w:rStyle w:val="VerbatimChar"/>
         </w:rPr>
-        <w:t xml:space="preserve">## Signals in the first series: p_pdg, p_tpt, t_tpt, p_mon_ckp, t_jus_ckp, p_jus_ckgl, qgl </w:t>
+        <w:t xml:space="preserve">## Signals in the first series: P_PDG, P_TPT, T_TPT, P_MON_CKP, T_JUS_CKP, P_JUS_CKGL, QGL </w:t>
       </w:r>
       <w:r>
         <w:br/>
@@ -2492,7 +2637,7 @@
         <w:rPr>
           <w:rStyle w:val="VerbatimChar"/>
         </w:rPr>
-        <w:t xml:space="preserve">## Column plotted with har_plot(): p_pdg </w:t>
+        <w:t xml:space="preserve">## Column plotted with har_plot(): P_PDG </w:t>
       </w:r>
       <w:r>
         <w:br/>
@@ -2518,7 +2663,7 @@
         <w:rPr>
           <w:rStyle w:val="NormalTok"/>
         </w:rPr>
-        <w:t xml:space="preserve">(oil_type_5_info)</w:t>
+        <w:t xml:space="preserve">(oil_type_6_info)</w:t>
       </w:r>
     </w:p>
     <w:p>
@@ -2535,7 +2680,7 @@
               <a:graphicData uri="http://schemas.openxmlformats.org/drawingml/2006/picture">
                 <pic:pic>
                   <pic:nvPicPr>
-                    <pic:cNvPr descr="/home/gpca/harbinger/examples/data/doc/05-domain-oil_3w_files/figure-docx/unnamed-chunk-9-1.png" id="41" name="Picture"/>
+                    <pic:cNvPr descr="/home/gpca/harbinger/examples/data/doc/05-domain-oil_3w_files/figure-docx/unnamed-chunk-11-1.png" id="41" name="Picture"/>
                     <pic:cNvPicPr>
                       <a:picLocks noChangeArrowheads="1" noChangeAspect="1"/>
                     </pic:cNvPicPr>
@@ -2569,31 +2714,13 @@
       </w:r>
     </w:p>
     <w:bookmarkEnd w:id="42"/>
-    <w:bookmarkStart w:id="43" w:name="oil_3w_type_6"/>
+    <w:bookmarkStart w:id="46" w:name="oil_3w_type_7"/>
     <w:p>
       <w:pPr>
         <w:pStyle w:val="Heading3"/>
       </w:pPr>
       <w:r>
-        <w:t xml:space="preserve">oil_3w_Type_6</w:t>
-      </w:r>
-    </w:p>
-    <w:bookmarkEnd w:id="43"/>
-    <w:bookmarkStart w:id="47" w:name="oil_3w_type_6-1"/>
-    <w:p>
-      <w:pPr>
-        <w:pStyle w:val="Heading3"/>
-      </w:pPr>
-      <w:r>
-        <w:t xml:space="preserve">oil_3w_Type_6</w:t>
-      </w:r>
-    </w:p>
-    <w:p>
-      <w:pPr>
-        <w:pStyle w:val="FirstParagraph"/>
-      </w:pPr>
-      <w:r>
-        <w:t xml:space="preserve">This subsection previews oil_3w_Type_6 with the same summary routine defined above. The goal is to understand what kind of signal, dimensionality, and labeling this specific collection brings to the benchmark before any method is chosen.</w:t>
+        <w:t xml:space="preserve">oil_3w_Type_7</w:t>
       </w:r>
     </w:p>
     <w:p>
@@ -2610,16 +2737,16 @@
         <w:rPr>
           <w:rStyle w:val="NormalTok"/>
         </w:rPr>
-        <w:t xml:space="preserve">(oil_3w_Type_6)</w:t>
-      </w:r>
-      <w:r>
-        <w:br/>
-      </w:r>
-      <w:r>
-        <w:rPr>
-          <w:rStyle w:val="NormalTok"/>
-        </w:rPr>
-        <w:t xml:space="preserve">oil_3w_Type_6 </w:t>
+        <w:t xml:space="preserve">(oil_3w_Type_7)</w:t>
+      </w:r>
+      <w:r>
+        <w:br/>
+      </w:r>
+      <w:r>
+        <w:rPr>
+          <w:rStyle w:val="NormalTok"/>
+        </w:rPr>
+        <w:t xml:space="preserve">oil_3w_Type_7 </w:t>
       </w:r>
       <w:r>
         <w:rPr>
@@ -2643,16 +2770,16 @@
         <w:rPr>
           <w:rStyle w:val="NormalTok"/>
         </w:rPr>
-        <w:t xml:space="preserve">(oil_3w_Type_6)</w:t>
-      </w:r>
-      <w:r>
-        <w:br/>
-      </w:r>
-      <w:r>
-        <w:rPr>
-          <w:rStyle w:val="NormalTok"/>
-        </w:rPr>
-        <w:t xml:space="preserve">oil_type_6_info </w:t>
+        <w:t xml:space="preserve">(oil_3w_Type_7)</w:t>
+      </w:r>
+      <w:r>
+        <w:br/>
+      </w:r>
+      <w:r>
+        <w:rPr>
+          <w:rStyle w:val="NormalTok"/>
+        </w:rPr>
+        <w:t xml:space="preserve">oil_type_7_info </w:t>
       </w:r>
       <w:r>
         <w:rPr>
@@ -2676,13 +2803,13 @@
         <w:rPr>
           <w:rStyle w:val="NormalTok"/>
         </w:rPr>
-        <w:t xml:space="preserve">(oil_3w_Type_6, </w:t>
+        <w:t xml:space="preserve">(oil_3w_Type_7, </w:t>
       </w:r>
       <w:r>
         <w:rPr>
           <w:rStyle w:val="StringTok"/>
         </w:rPr>
-        <w:t xml:space="preserve">"oil_3w_Type_6"</w:t>
+        <w:t xml:space="preserve">"oil_3w_Type_7"</w:t>
       </w:r>
       <w:r>
         <w:rPr>
@@ -2699,7 +2826,7 @@
         <w:rPr>
           <w:rStyle w:val="VerbatimChar"/>
         </w:rPr>
-        <w:t xml:space="preserve">## Dataset: oil_3w_Type_6 </w:t>
+        <w:t xml:space="preserve">## Dataset: oil_3w_Type_7 </w:t>
       </w:r>
       <w:r>
         <w:br/>
@@ -2708,7 +2835,7 @@
         <w:rPr>
           <w:rStyle w:val="VerbatimChar"/>
         </w:rPr>
-        <w:t xml:space="preserve">## Number of series: 6 </w:t>
+        <w:t xml:space="preserve">## Number of series: 4 </w:t>
       </w:r>
       <w:r>
         <w:br/>
@@ -2761,7 +2888,7 @@
         <w:rPr>
           <w:rStyle w:val="NormalTok"/>
         </w:rPr>
-        <w:t xml:space="preserve">(oil_type_6_info)</w:t>
+        <w:t xml:space="preserve">(oil_type_7_info)</w:t>
       </w:r>
     </w:p>
     <w:p>
@@ -2773,18 +2900,18 @@
           <wp:inline>
             <wp:extent cx="4620126" cy="3696101"/>
             <wp:effectExtent b="0" l="0" r="0" t="0"/>
-            <wp:docPr descr="" title="" id="45" name="Picture"/>
+            <wp:docPr descr="" title="" id="44" name="Picture"/>
             <a:graphic>
               <a:graphicData uri="http://schemas.openxmlformats.org/drawingml/2006/picture">
                 <pic:pic>
                   <pic:nvPicPr>
-                    <pic:cNvPr descr="/home/gpca/harbinger/examples/data/doc/05-domain-oil_3w_files/figure-docx/unnamed-chunk-11-1.png" id="46" name="Picture"/>
+                    <pic:cNvPr descr="/home/gpca/harbinger/examples/data/doc/05-domain-oil_3w_files/figure-docx/unnamed-chunk-13-1.png" id="45" name="Picture"/>
                     <pic:cNvPicPr>
                       <a:picLocks noChangeArrowheads="1" noChangeAspect="1"/>
                     </pic:cNvPicPr>
                   </pic:nvPicPr>
                   <pic:blipFill>
-                    <a:blip r:embed="rId44"/>
+                    <a:blip r:embed="rId43"/>
                     <a:stretch>
                       <a:fillRect/>
                     </a:stretch>
@@ -2811,32 +2938,14 @@
         </w:drawing>
       </w:r>
     </w:p>
-    <w:bookmarkEnd w:id="47"/>
-    <w:bookmarkStart w:id="48" w:name="oil_3w_type_7"/>
+    <w:bookmarkEnd w:id="46"/>
+    <w:bookmarkStart w:id="50" w:name="oil_3w_type_8"/>
     <w:p>
       <w:pPr>
         <w:pStyle w:val="Heading3"/>
       </w:pPr>
       <w:r>
-        <w:t xml:space="preserve">oil_3w_Type_7</w:t>
-      </w:r>
-    </w:p>
-    <w:bookmarkEnd w:id="48"/>
-    <w:bookmarkStart w:id="52" w:name="oil_3w_type_7-1"/>
-    <w:p>
-      <w:pPr>
-        <w:pStyle w:val="Heading3"/>
-      </w:pPr>
-      <w:r>
-        <w:t xml:space="preserve">oil_3w_Type_7</w:t>
-      </w:r>
-    </w:p>
-    <w:p>
-      <w:pPr>
-        <w:pStyle w:val="FirstParagraph"/>
-      </w:pPr>
-      <w:r>
-        <w:t xml:space="preserve">This subsection previews oil_3w_Type_7 with the same summary routine defined above. The goal is to understand what kind of signal, dimensionality, and labeling this specific collection brings to the benchmark before any method is chosen.</w:t>
+        <w:t xml:space="preserve">oil_3w_Type_8</w:t>
       </w:r>
     </w:p>
     <w:p>
@@ -2853,16 +2962,16 @@
         <w:rPr>
           <w:rStyle w:val="NormalTok"/>
         </w:rPr>
-        <w:t xml:space="preserve">(oil_3w_Type_7)</w:t>
-      </w:r>
-      <w:r>
-        <w:br/>
-      </w:r>
-      <w:r>
-        <w:rPr>
-          <w:rStyle w:val="NormalTok"/>
-        </w:rPr>
-        <w:t xml:space="preserve">oil_3w_Type_7 </w:t>
+        <w:t xml:space="preserve">(oil_3w_Type_8)</w:t>
+      </w:r>
+      <w:r>
+        <w:br/>
+      </w:r>
+      <w:r>
+        <w:rPr>
+          <w:rStyle w:val="NormalTok"/>
+        </w:rPr>
+        <w:t xml:space="preserve">oil_3w_Type_8 </w:t>
       </w:r>
       <w:r>
         <w:rPr>
@@ -2886,16 +2995,16 @@
         <w:rPr>
           <w:rStyle w:val="NormalTok"/>
         </w:rPr>
-        <w:t xml:space="preserve">(oil_3w_Type_7)</w:t>
-      </w:r>
-      <w:r>
-        <w:br/>
-      </w:r>
-      <w:r>
-        <w:rPr>
-          <w:rStyle w:val="NormalTok"/>
-        </w:rPr>
-        <w:t xml:space="preserve">oil_type_7_info </w:t>
+        <w:t xml:space="preserve">(oil_3w_Type_8)</w:t>
+      </w:r>
+      <w:r>
+        <w:br/>
+      </w:r>
+      <w:r>
+        <w:rPr>
+          <w:rStyle w:val="NormalTok"/>
+        </w:rPr>
+        <w:t xml:space="preserve">oil_type_8_info </w:t>
       </w:r>
       <w:r>
         <w:rPr>
@@ -2919,13 +3028,13 @@
         <w:rPr>
           <w:rStyle w:val="NormalTok"/>
         </w:rPr>
-        <w:t xml:space="preserve">(oil_3w_Type_7, </w:t>
+        <w:t xml:space="preserve">(oil_3w_Type_8, </w:t>
       </w:r>
       <w:r>
         <w:rPr>
           <w:rStyle w:val="StringTok"/>
         </w:rPr>
-        <w:t xml:space="preserve">"oil_3w_Type_7"</w:t>
+        <w:t xml:space="preserve">"oil_3w_Type_8"</w:t>
       </w:r>
       <w:r>
         <w:rPr>
@@ -2942,7 +3051,7 @@
         <w:rPr>
           <w:rStyle w:val="VerbatimChar"/>
         </w:rPr>
-        <w:t xml:space="preserve">## Dataset: oil_3w_Type_7 </w:t>
+        <w:t xml:space="preserve">## Dataset: oil_3w_Type_8 </w:t>
       </w:r>
       <w:r>
         <w:br/>
@@ -2951,7 +3060,7 @@
         <w:rPr>
           <w:rStyle w:val="VerbatimChar"/>
         </w:rPr>
-        <w:t xml:space="preserve">## Number of series: 4 </w:t>
+        <w:t xml:space="preserve">## Number of series: 3 </w:t>
       </w:r>
       <w:r>
         <w:br/>
@@ -2969,7 +3078,7 @@
         <w:rPr>
           <w:rStyle w:val="VerbatimChar"/>
         </w:rPr>
-        <w:t xml:space="preserve">## Signals in the first series: P_PDG, P_TPT, T_TPT, P_MON_CKP, T_JUS_CKP, P_JUS_CKGL, QGL </w:t>
+        <w:t xml:space="preserve">## Signals in the first series: p_pdg, p_tpt, t_tpt, p_mon_ckp, p_jus_ckgl, qgl </w:t>
       </w:r>
       <w:r>
         <w:br/>
@@ -2978,7 +3087,7 @@
         <w:rPr>
           <w:rStyle w:val="VerbatimChar"/>
         </w:rPr>
-        <w:t xml:space="preserve">## Column plotted with har_plot(): P_PDG </w:t>
+        <w:t xml:space="preserve">## Column plotted with har_plot(): p_pdg </w:t>
       </w:r>
       <w:r>
         <w:br/>
@@ -3004,7 +3113,7 @@
         <w:rPr>
           <w:rStyle w:val="NormalTok"/>
         </w:rPr>
-        <w:t xml:space="preserve">(oil_type_7_info)</w:t>
+        <w:t xml:space="preserve">(oil_type_8_info)</w:t>
       </w:r>
     </w:p>
     <w:p>
@@ -3016,18 +3125,18 @@
           <wp:inline>
             <wp:extent cx="4620126" cy="3696101"/>
             <wp:effectExtent b="0" l="0" r="0" t="0"/>
-            <wp:docPr descr="" title="" id="50" name="Picture"/>
+            <wp:docPr descr="" title="" id="48" name="Picture"/>
             <a:graphic>
               <a:graphicData uri="http://schemas.openxmlformats.org/drawingml/2006/picture">
                 <pic:pic>
                   <pic:nvPicPr>
-                    <pic:cNvPr descr="/home/gpca/harbinger/examples/data/doc/05-domain-oil_3w_files/figure-docx/unnamed-chunk-13-1.png" id="51" name="Picture"/>
+                    <pic:cNvPr descr="/home/gpca/harbinger/examples/data/doc/05-domain-oil_3w_files/figure-docx/unnamed-chunk-15-1.png" id="49" name="Picture"/>
                     <pic:cNvPicPr>
                       <a:picLocks noChangeArrowheads="1" noChangeAspect="1"/>
                     </pic:cNvPicPr>
                   </pic:nvPicPr>
                   <pic:blipFill>
-                    <a:blip r:embed="rId49"/>
+                    <a:blip r:embed="rId47"/>
                     <a:stretch>
                       <a:fillRect/>
                     </a:stretch>
@@ -3054,252 +3163,9 @@
         </w:drawing>
       </w:r>
     </w:p>
-    <w:bookmarkEnd w:id="52"/>
-    <w:bookmarkStart w:id="53" w:name="oil_3w_type_8"/>
-    <w:p>
-      <w:pPr>
-        <w:pStyle w:val="Heading3"/>
-      </w:pPr>
-      <w:r>
-        <w:t xml:space="preserve">oil_3w_Type_8</w:t>
-      </w:r>
-    </w:p>
-    <w:bookmarkEnd w:id="53"/>
-    <w:bookmarkStart w:id="57" w:name="oil_3w_type_8-1"/>
-    <w:p>
-      <w:pPr>
-        <w:pStyle w:val="Heading3"/>
-      </w:pPr>
-      <w:r>
-        <w:t xml:space="preserve">oil_3w_Type_8</w:t>
-      </w:r>
-    </w:p>
-    <w:p>
-      <w:pPr>
-        <w:pStyle w:val="FirstParagraph"/>
-      </w:pPr>
-      <w:r>
-        <w:t xml:space="preserve">This subsection previews oil_3w_Type_8 with the same summary routine defined above. The goal is to understand what kind of signal, dimensionality, and labeling this specific collection brings to the benchmark before any method is chosen.</w:t>
-      </w:r>
-    </w:p>
-    <w:p>
-      <w:pPr>
-        <w:pStyle w:val="SourceCode"/>
-      </w:pPr>
-      <w:r>
-        <w:rPr>
-          <w:rStyle w:val="FunctionTok"/>
-        </w:rPr>
-        <w:t xml:space="preserve">data</w:t>
-      </w:r>
-      <w:r>
-        <w:rPr>
-          <w:rStyle w:val="NormalTok"/>
-        </w:rPr>
-        <w:t xml:space="preserve">(oil_3w_Type_8)</w:t>
-      </w:r>
-      <w:r>
-        <w:br/>
-      </w:r>
-      <w:r>
-        <w:rPr>
-          <w:rStyle w:val="NormalTok"/>
-        </w:rPr>
-        <w:t xml:space="preserve">oil_3w_Type_8 </w:t>
-      </w:r>
-      <w:r>
-        <w:rPr>
-          <w:rStyle w:val="OtherTok"/>
-        </w:rPr>
-        <w:t xml:space="preserve">&lt;-</w:t>
-      </w:r>
-      <w:r>
-        <w:rPr>
-          <w:rStyle w:val="NormalTok"/>
-        </w:rPr>
-        <w:t xml:space="preserve"> </w:t>
-      </w:r>
-      <w:r>
-        <w:rPr>
-          <w:rStyle w:val="FunctionTok"/>
-        </w:rPr>
-        <w:t xml:space="preserve">loadfulldata</w:t>
-      </w:r>
-      <w:r>
-        <w:rPr>
-          <w:rStyle w:val="NormalTok"/>
-        </w:rPr>
-        <w:t xml:space="preserve">(oil_3w_Type_8)</w:t>
-      </w:r>
-      <w:r>
-        <w:br/>
-      </w:r>
-      <w:r>
-        <w:rPr>
-          <w:rStyle w:val="NormalTok"/>
-        </w:rPr>
-        <w:t xml:space="preserve">oil_type_8_info </w:t>
-      </w:r>
-      <w:r>
-        <w:rPr>
-          <w:rStyle w:val="OtherTok"/>
-        </w:rPr>
-        <w:t xml:space="preserve">&lt;-</w:t>
-      </w:r>
-      <w:r>
-        <w:rPr>
-          <w:rStyle w:val="NormalTok"/>
-        </w:rPr>
-        <w:t xml:space="preserve"> </w:t>
-      </w:r>
-      <w:r>
-        <w:rPr>
-          <w:rStyle w:val="FunctionTok"/>
-        </w:rPr>
-        <w:t xml:space="preserve">show_dataset</w:t>
-      </w:r>
-      <w:r>
-        <w:rPr>
-          <w:rStyle w:val="NormalTok"/>
-        </w:rPr>
-        <w:t xml:space="preserve">(oil_3w_Type_8, </w:t>
-      </w:r>
-      <w:r>
-        <w:rPr>
-          <w:rStyle w:val="StringTok"/>
-        </w:rPr>
-        <w:t xml:space="preserve">"oil_3w_Type_8"</w:t>
-      </w:r>
-      <w:r>
-        <w:rPr>
-          <w:rStyle w:val="NormalTok"/>
-        </w:rPr>
-        <w:t xml:space="preserve">)</w:t>
-      </w:r>
-    </w:p>
-    <w:p>
-      <w:pPr>
-        <w:pStyle w:val="SourceCode"/>
-      </w:pPr>
-      <w:r>
-        <w:rPr>
-          <w:rStyle w:val="VerbatimChar"/>
-        </w:rPr>
-        <w:t xml:space="preserve">## Dataset: oil_3w_Type_8 </w:t>
-      </w:r>
-      <w:r>
-        <w:br/>
-      </w:r>
-      <w:r>
-        <w:rPr>
-          <w:rStyle w:val="VerbatimChar"/>
-        </w:rPr>
-        <w:t xml:space="preserve">## Number of series: 3 </w:t>
-      </w:r>
-      <w:r>
-        <w:br/>
-      </w:r>
-      <w:r>
-        <w:rPr>
-          <w:rStyle w:val="VerbatimChar"/>
-        </w:rPr>
-        <w:t xml:space="preserve">## Dataset type: multivariate </w:t>
-      </w:r>
-      <w:r>
-        <w:br/>
-      </w:r>
-      <w:r>
-        <w:rPr>
-          <w:rStyle w:val="VerbatimChar"/>
-        </w:rPr>
-        <w:t xml:space="preserve">## Signals in the first series: p_pdg, p_tpt, t_tpt, p_mon_ckp, p_jus_ckgl, qgl </w:t>
-      </w:r>
-      <w:r>
-        <w:br/>
-      </w:r>
-      <w:r>
-        <w:rPr>
-          <w:rStyle w:val="VerbatimChar"/>
-        </w:rPr>
-        <w:t xml:space="preserve">## Column plotted with har_plot(): p_pdg </w:t>
-      </w:r>
-      <w:r>
-        <w:br/>
-      </w:r>
-      <w:r>
-        <w:rPr>
-          <w:rStyle w:val="VerbatimChar"/>
-        </w:rPr>
-        <w:t xml:space="preserve">## Plot preview length: 1000 observations</w:t>
-      </w:r>
-    </w:p>
-    <w:p>
-      <w:pPr>
-        <w:pStyle w:val="SourceCode"/>
-      </w:pPr>
-      <w:r>
-        <w:rPr>
-          <w:rStyle w:val="FunctionTok"/>
-        </w:rPr>
-        <w:t xml:space="preserve">plot_dataset_preview</w:t>
-      </w:r>
-      <w:r>
-        <w:rPr>
-          <w:rStyle w:val="NormalTok"/>
-        </w:rPr>
-        <w:t xml:space="preserve">(oil_type_8_info)</w:t>
-      </w:r>
-    </w:p>
-    <w:p>
-      <w:pPr>
-        <w:pStyle w:val="FirstParagraph"/>
-      </w:pPr>
-      <w:r>
-        <w:drawing>
-          <wp:inline>
-            <wp:extent cx="4620126" cy="3696101"/>
-            <wp:effectExtent b="0" l="0" r="0" t="0"/>
-            <wp:docPr descr="" title="" id="55" name="Picture"/>
-            <a:graphic>
-              <a:graphicData uri="http://schemas.openxmlformats.org/drawingml/2006/picture">
-                <pic:pic>
-                  <pic:nvPicPr>
-                    <pic:cNvPr descr="/home/gpca/harbinger/examples/data/doc/05-domain-oil_3w_files/figure-docx/unnamed-chunk-15-1.png" id="56" name="Picture"/>
-                    <pic:cNvPicPr>
-                      <a:picLocks noChangeArrowheads="1" noChangeAspect="1"/>
-                    </pic:cNvPicPr>
-                  </pic:nvPicPr>
-                  <pic:blipFill>
-                    <a:blip r:embed="rId54"/>
-                    <a:stretch>
-                      <a:fillRect/>
-                    </a:stretch>
-                  </pic:blipFill>
-                  <pic:spPr bwMode="auto">
-                    <a:xfrm>
-                      <a:off x="0" y="0"/>
-                      <a:ext cx="4620126" cy="3696101"/>
-                    </a:xfrm>
-                    <a:prstGeom prst="rect">
-                      <a:avLst/>
-                    </a:prstGeom>
-                    <a:noFill/>
-                    <a:ln w="9525">
-                      <a:noFill/>
-                      <a:headEnd/>
-                      <a:tailEnd/>
-                    </a:ln>
-                  </pic:spPr>
-                </pic:pic>
-              </a:graphicData>
-            </a:graphic>
-          </wp:inline>
-        </w:drawing>
-      </w:r>
-    </w:p>
-    <w:bookmarkEnd w:id="57"/>
-    <w:bookmarkEnd w:id="58"/>
-    <w:bookmarkStart w:id="60" w:name="references"/>
+    <w:bookmarkEnd w:id="50"/>
+    <w:bookmarkEnd w:id="51"/>
+    <w:bookmarkStart w:id="53" w:name="references"/>
     <w:p>
       <w:pPr>
         <w:pStyle w:val="Heading2"/>
@@ -3334,7 +3200,7 @@
       <w:r>
         <w:t xml:space="preserve"> </w:t>
       </w:r>
-      <w:hyperlink r:id="rId59">
+      <w:hyperlink r:id="rId52">
         <w:r>
           <w:rPr>
             <w:rStyle w:val="Hyperlink"/>
@@ -3343,7 +3209,7 @@
         </w:r>
       </w:hyperlink>
     </w:p>
-    <w:bookmarkEnd w:id="60"/>
+    <w:bookmarkEnd w:id="53"/>
     <w:sectPr>
       <w:footnotePr>
         <w:numRestart w:val="eachSect"/>
